--- a/AT_CallForResearch tracked.docx
+++ b/AT_CallForResearch tracked.docx
@@ -1,6 +1,6 @@
 
 <file path=word/document.xml><?xml version="1.0" encoding="utf-8"?>
-<w:document xmlns:wpc="http://schemas.microsoft.com/office/word/2010/wordprocessingCanvas" xmlns:cx="http://schemas.microsoft.com/office/drawing/2014/chartex" xmlns:cx1="http://schemas.microsoft.com/office/drawing/2015/9/8/chartex" xmlns:cx2="http://schemas.microsoft.com/office/drawing/2015/10/21/chartex" xmlns:cx3="http://schemas.microsoft.com/office/drawing/2016/5/9/chartex" xmlns:cx4="http://schemas.microsoft.com/office/drawing/2016/5/10/chartex" xmlns:cx5="http://schemas.microsoft.com/office/drawing/2016/5/11/chartex" xmlns:cx6="http://schemas.microsoft.com/office/drawing/2016/5/12/chartex" xmlns:cx7="http://schemas.microsoft.com/office/drawing/2016/5/13/chartex" xmlns:cx8="http://schemas.microsoft.com/office/drawing/2016/5/14/chartex" xmlns:mc="http://schemas.openxmlformats.org/markup-compatibility/2006" xmlns:aink="http://schemas.microsoft.com/office/drawing/2016/ink" xmlns:am3d="http://schemas.microsoft.com/office/drawing/2017/model3d" xmlns:o="urn:schemas-microsoft-com:office:office" xmlns:r="http://schemas.openxmlformats.org/officeDocument/2006/relationships" xmlns:m="http://schemas.openxmlformats.org/officeDocument/2006/math" xmlns:v="urn:schemas-microsoft-com:vml" xmlns:wp14="http://schemas.microsoft.com/office/word/2010/wordprocessingDrawing" xmlns:wp="http://schemas.openxmlformats.org/drawingml/2006/wordprocessingDrawing" xmlns:w10="urn:schemas-microsoft-com:office:word" xmlns:w="http://schemas.openxmlformats.org/wordprocessingml/2006/main" xmlns:w14="http://schemas.microsoft.com/office/word/2010/wordml" xmlns:w15="http://schemas.microsoft.com/office/word/2012/wordml" xmlns:w16cex="http://schemas.microsoft.com/office/word/2018/wordml/cex" xmlns:w16cid="http://schemas.microsoft.com/office/word/2016/wordml/cid" xmlns:w16="http://schemas.microsoft.com/office/word/2018/wordml" xmlns:w16se="http://schemas.microsoft.com/office/word/2015/wordml/symex" xmlns:wpg="http://schemas.microsoft.com/office/word/2010/wordprocessingGroup" xmlns:wpi="http://schemas.microsoft.com/office/word/2010/wordprocessingInk" xmlns:wne="http://schemas.microsoft.com/office/word/2006/wordml" xmlns:wps="http://schemas.microsoft.com/office/word/2010/wordprocessingShape" mc:Ignorable="w14 w15 w16se w16cid w16 w16cex wp14">
+<w:document xmlns:wpc="http://schemas.microsoft.com/office/word/2010/wordprocessingCanvas" xmlns:cx="http://schemas.microsoft.com/office/drawing/2014/chartex" xmlns:cx1="http://schemas.microsoft.com/office/drawing/2015/9/8/chartex" xmlns:cx2="http://schemas.microsoft.com/office/drawing/2015/10/21/chartex" xmlns:cx3="http://schemas.microsoft.com/office/drawing/2016/5/9/chartex" xmlns:cx4="http://schemas.microsoft.com/office/drawing/2016/5/10/chartex" xmlns:cx5="http://schemas.microsoft.com/office/drawing/2016/5/11/chartex" xmlns:cx6="http://schemas.microsoft.com/office/drawing/2016/5/12/chartex" xmlns:cx7="http://schemas.microsoft.com/office/drawing/2016/5/13/chartex" xmlns:cx8="http://schemas.microsoft.com/office/drawing/2016/5/14/chartex" xmlns:mc="http://schemas.openxmlformats.org/markup-compatibility/2006" xmlns:aink="http://schemas.microsoft.com/office/drawing/2016/ink" xmlns:am3d="http://schemas.microsoft.com/office/drawing/2017/model3d" xmlns:o="urn:schemas-microsoft-com:office:office" xmlns:r="http://schemas.openxmlformats.org/officeDocument/2006/relationships" xmlns:m="http://schemas.openxmlformats.org/officeDocument/2006/math" xmlns:v="urn:schemas-microsoft-com:vml" xmlns:wp14="http://schemas.microsoft.com/office/word/2010/wordprocessingDrawing" xmlns:wp="http://schemas.openxmlformats.org/drawingml/2006/wordprocessingDrawing" xmlns:w10="urn:schemas-microsoft-com:office:word" xmlns:w="http://schemas.openxmlformats.org/wordprocessingml/2006/main" xmlns:w14="http://schemas.microsoft.com/office/word/2010/wordml" xmlns:w15="http://schemas.microsoft.com/office/word/2012/wordml" xmlns:w16cid="http://schemas.microsoft.com/office/word/2016/wordml/cid" xmlns:w16se="http://schemas.microsoft.com/office/word/2015/wordml/symex" xmlns:wpg="http://schemas.microsoft.com/office/word/2010/wordprocessingGroup" xmlns:wpi="http://schemas.microsoft.com/office/word/2010/wordprocessingInk" xmlns:wne="http://schemas.microsoft.com/office/word/2006/wordml" xmlns:wps="http://schemas.microsoft.com/office/word/2010/wordprocessingShape" mc:Ignorable="w14 w15 w16se w16cid wp14">
   <w:body>
     <w:p>
       <w:pPr>
@@ -48,8 +48,18 @@
           <w:b w:val="0"/>
           <w:bCs w:val="0"/>
         </w:rPr>
-        <w:t>Steven Schram PhD, DC, LAc</w:t>
-      </w:r>
+        <w:t xml:space="preserve">Steven Schram PhD, DC, </w:t>
+      </w:r>
+      <w:proofErr w:type="spellStart"/>
+      <w:r>
+        <w:rPr>
+          <w:rStyle w:val="Strong"/>
+          <w:b w:val="0"/>
+          <w:bCs w:val="0"/>
+        </w:rPr>
+        <w:t>LAc</w:t>
+      </w:r>
+      <w:proofErr w:type="spellEnd"/>
     </w:p>
     <w:p>
       <w:pPr>
@@ -122,36 +132,83 @@
       <w:r>
         <w:t xml:space="preserve"> </w:t>
       </w:r>
-      <w:r>
-        <w:t>viewing</w:t>
-      </w:r>
+      <w:del w:id="4" w:author="Steven Schram" w:date="2026-06-15T18:06:00Z">
+        <w:r>
+          <w:delText>viewing</w:delText>
+        </w:r>
+      </w:del>
+      <w:ins w:id="5" w:author="Steven Schram" w:date="2026-06-15T18:06:00Z">
+        <w:r>
+          <w:t>timing</w:t>
+        </w:r>
+      </w:ins>
       <w:r>
         <w:t xml:space="preserve">, </w:t>
       </w:r>
-      <w:r>
-        <w:t xml:space="preserve">strategic </w:t>
-      </w:r>
+      <w:del w:id="6" w:author="Steven Schram" w:date="2026-06-15T18:06:00Z">
+        <w:r>
+          <w:delText xml:space="preserve">strategic </w:delText>
+        </w:r>
+      </w:del>
       <w:r>
         <w:t>melatonin</w:t>
       </w:r>
-      <w:r>
-        <w:t xml:space="preserve"> use</w:t>
-      </w:r>
+      <w:del w:id="7" w:author="Steven Schram" w:date="2026-06-15T18:06:00Z">
+        <w:r>
+          <w:delText xml:space="preserve"> use</w:delText>
+        </w:r>
+      </w:del>
       <w:r>
         <w:t>, sleep</w:t>
       </w:r>
       <w:r>
-        <w:t xml:space="preserve"> strategy</w:t>
-      </w:r>
-      <w:r>
-        <w:t xml:space="preserve"> and meal scheduling </w:t>
-      </w:r>
-      <w:ins w:id="4" w:author="Steve" w:date="2026-06-15T16:35:00Z">
+        <w:t xml:space="preserve"> </w:t>
+      </w:r>
+      <w:del w:id="8" w:author="Steven Schram" w:date="2026-06-15T18:06:00Z">
+        <w:r>
+          <w:delText>strategy</w:delText>
+        </w:r>
+        <w:r>
+          <w:delText xml:space="preserve"> </w:delText>
+        </w:r>
+      </w:del>
+      <w:ins w:id="9" w:author="Steven Schram" w:date="2026-06-15T18:06:00Z">
+        <w:r>
+          <w:t>shifts</w:t>
+        </w:r>
+      </w:ins>
+      <w:ins w:id="10" w:author="Steven Schram" w:date="2026-06-15T18:42:00Z">
+        <w:r>
+          <w:t>,</w:t>
+        </w:r>
+      </w:ins>
+      <w:ins w:id="11" w:author="Steven Schram" w:date="2026-06-15T18:06:00Z">
+        <w:r>
+          <w:t xml:space="preserve"> </w:t>
+        </w:r>
+      </w:ins>
+      <w:r>
+        <w:t xml:space="preserve">and meal </w:t>
+      </w:r>
+      <w:ins w:id="12" w:author="Steven Schram" w:date="2026-06-15T18:06:00Z">
+        <w:r>
+          <w:t>timing</w:t>
+        </w:r>
+      </w:ins>
+      <w:del w:id="13" w:author="Steven Schram" w:date="2026-06-15T18:06:00Z">
+        <w:r>
+          <w:delText>scheduling</w:delText>
+        </w:r>
+      </w:del>
+      <w:r>
+        <w:t xml:space="preserve"> </w:t>
+      </w:r>
+      <w:ins w:id="14" w:author="Steve" w:date="2026-06-15T16:35:00Z">
         <w:r>
           <w:t>help some people but not all</w:t>
         </w:r>
       </w:ins>
-      <w:del w:id="5" w:author="Steve" w:date="2026-06-15T16:35:00Z">
+      <w:del w:id="15" w:author="Steve" w:date="2026-06-15T16:35:00Z">
         <w:r>
           <w:delText>show variable efficacy</w:delText>
         </w:r>
@@ -171,17 +228,17 @@
         </w:rPr>
         <w:t xml:space="preserve"> </w:t>
       </w:r>
-      <w:del w:id="6" w:author="Steve" w:date="2026-06-15T16:36:00Z">
+      <w:del w:id="16" w:author="Steve" w:date="2026-06-15T16:36:00Z">
         <w:r>
           <w:delText xml:space="preserve">But </w:delText>
         </w:r>
       </w:del>
-      <w:ins w:id="7" w:author="Steve" w:date="2026-06-15T16:36:00Z">
+      <w:ins w:id="17" w:author="Steve" w:date="2026-06-15T16:36:00Z">
         <w:r>
           <w:t>A</w:t>
         </w:r>
       </w:ins>
-      <w:del w:id="8" w:author="Steve" w:date="2026-06-15T16:36:00Z">
+      <w:del w:id="18" w:author="Steve" w:date="2026-06-15T16:36:00Z">
         <w:r>
           <w:delText>a</w:delText>
         </w:r>
@@ -189,7 +246,7 @@
       <w:r>
         <w:t>cupuncturists</w:t>
       </w:r>
-      <w:ins w:id="9" w:author="Steve" w:date="2026-06-15T16:36:00Z">
+      <w:ins w:id="19" w:author="Steve" w:date="2026-06-15T16:36:00Z">
         <w:r>
           <w:t xml:space="preserve"> have long</w:t>
         </w:r>
@@ -200,13 +257,29 @@
       <w:r>
         <w:t>propose</w:t>
       </w:r>
-      <w:ins w:id="10" w:author="Steve" w:date="2026-06-15T16:36:00Z">
+      <w:ins w:id="20" w:author="Steve" w:date="2026-06-15T16:36:00Z">
         <w:r>
           <w:t>d</w:t>
         </w:r>
       </w:ins>
       <w:r>
-        <w:t xml:space="preserve"> a different approach. </w:t>
+        <w:t xml:space="preserve"> a</w:t>
+      </w:r>
+      <w:ins w:id="21" w:author="Steven Schram" w:date="2026-06-15T18:07:00Z">
+        <w:r>
+          <w:t>nother</w:t>
+        </w:r>
+      </w:ins>
+      <w:r>
+        <w:t xml:space="preserve"> </w:t>
+      </w:r>
+      <w:del w:id="22" w:author="Steven Schram" w:date="2026-06-15T18:07:00Z">
+        <w:r>
+          <w:delText xml:space="preserve">different </w:delText>
+        </w:r>
+      </w:del>
+      <w:r>
+        <w:t xml:space="preserve">approach. </w:t>
       </w:r>
     </w:p>
     <w:p>
@@ -245,93 +318,145 @@
       <w:r>
         <w:t xml:space="preserve"> </w:t>
       </w:r>
-      <w:del w:id="11" w:author="Steve" w:date="2026-06-15T16:36:00Z">
+      <w:del w:id="23" w:author="Steve" w:date="2026-06-15T16:36:00Z">
         <w:r>
           <w:delText xml:space="preserve">postulated </w:delText>
         </w:r>
       </w:del>
-      <w:ins w:id="12" w:author="Steve" w:date="2026-06-15T16:36:00Z">
-        <w:r>
-          <w:t>suggested</w:t>
+      <w:ins w:id="24" w:author="Steve" w:date="2026-06-15T16:36:00Z">
+        <w:r>
+          <w:t xml:space="preserve">suggested </w:t>
+        </w:r>
+      </w:ins>
+      <w:r>
+        <w:t xml:space="preserve">that stimulating horary points based on destination time </w:t>
+      </w:r>
+      <w:del w:id="25" w:author="Steve" w:date="2026-06-15T16:36:00Z">
+        <w:r>
+          <w:delText xml:space="preserve">zones </w:delText>
+        </w:r>
+      </w:del>
+      <w:r>
+        <w:t xml:space="preserve">during travel </w:t>
+      </w:r>
+      <w:del w:id="26" w:author="Steve" w:date="2026-06-15T16:36:00Z">
+        <w:r>
+          <w:delText xml:space="preserve">could </w:delText>
+        </w:r>
+      </w:del>
+      <w:ins w:id="27" w:author="Steve" w:date="2026-06-15T16:36:00Z">
+        <w:r>
+          <w:t xml:space="preserve">might </w:t>
+        </w:r>
+      </w:ins>
+      <w:r>
+        <w:t xml:space="preserve">help </w:t>
+      </w:r>
+      <w:ins w:id="28" w:author="Steve" w:date="2026-06-15T16:37:00Z">
+        <w:r>
+          <w:t xml:space="preserve">the body adjust </w:t>
+        </w:r>
+      </w:ins>
+      <w:del w:id="29" w:author="Steve" w:date="2026-06-15T16:37:00Z">
+        <w:r>
+          <w:delText>pre-synchronize organ systems to the destination time zone, targeting jet lag's circadian misalignment</w:delText>
+        </w:r>
+      </w:del>
+      <w:ins w:id="30" w:author="Steve" w:date="2026-06-15T16:37:00Z">
+        <w:r>
+          <w:t>before arrival</w:t>
+        </w:r>
+      </w:ins>
+      <w:r>
+        <w:t xml:space="preserve">. </w:t>
+      </w:r>
+      <w:ins w:id="31" w:author="Steven Schram" w:date="2026-06-15T18:12:00Z">
+        <w:r>
+          <w:t>This targets jet lag's circadian misalignment.</w:t>
         </w:r>
         <w:r>
           <w:t xml:space="preserve"> </w:t>
         </w:r>
       </w:ins>
-      <w:r>
-        <w:t xml:space="preserve">that stimulating horary points based on destination time </w:t>
-      </w:r>
-      <w:del w:id="13" w:author="Steve" w:date="2026-06-15T16:36:00Z">
-        <w:r>
-          <w:delText xml:space="preserve">zones </w:delText>
-        </w:r>
-      </w:del>
-      <w:r>
-        <w:t xml:space="preserve">during travel </w:t>
-      </w:r>
-      <w:del w:id="14" w:author="Steve" w:date="2026-06-15T16:36:00Z">
-        <w:r>
-          <w:delText xml:space="preserve">could </w:delText>
-        </w:r>
-      </w:del>
-      <w:ins w:id="15" w:author="Steve" w:date="2026-06-15T16:36:00Z">
-        <w:r>
-          <w:t>might</w:t>
-        </w:r>
+      <w:ins w:id="32" w:author="Steve" w:date="2026-06-15T16:38:00Z">
+        <w:r>
+          <w:t>Case reports and t</w:t>
+        </w:r>
+      </w:ins>
+      <w:del w:id="33" w:author="Steve" w:date="2026-06-15T16:38:00Z">
+        <w:r>
+          <w:delText>T</w:delText>
+        </w:r>
+      </w:del>
+      <w:r>
+        <w:t>heory</w:t>
+      </w:r>
+      <w:del w:id="34" w:author="Steve" w:date="2026-06-15T16:38:00Z">
+        <w:r>
+          <w:delText xml:space="preserve"> and anecdotal evidence say this works</w:delText>
+        </w:r>
+      </w:del>
+      <w:ins w:id="35" w:author="Steven Schram" w:date="2026-06-15T18:13:00Z">
         <w:r>
           <w:t xml:space="preserve"> </w:t>
         </w:r>
       </w:ins>
-      <w:r>
-        <w:t xml:space="preserve">help </w:t>
-      </w:r>
-      <w:ins w:id="16" w:author="Steve" w:date="2026-06-15T16:37:00Z">
-        <w:r>
-          <w:t xml:space="preserve">the body adjust </w:t>
-        </w:r>
-      </w:ins>
-      <w:del w:id="17" w:author="Steve" w:date="2026-06-15T16:37:00Z">
-        <w:r>
-          <w:delText>pre-synchronize organ systems to the destination time zone, targeting jet lag's circadian misalignment</w:delText>
-        </w:r>
-      </w:del>
-      <w:ins w:id="18" w:author="Steve" w:date="2026-06-15T16:37:00Z">
-        <w:r>
-          <w:t>before arrival</w:t>
-        </w:r>
-      </w:ins>
-      <w:r>
-        <w:t xml:space="preserve">. </w:t>
-      </w:r>
-      <w:ins w:id="19" w:author="Steve" w:date="2026-06-15T16:38:00Z">
-        <w:r>
-          <w:t>Case reports and t</w:t>
-        </w:r>
-      </w:ins>
-      <w:del w:id="20" w:author="Steve" w:date="2026-06-15T16:38:00Z">
-        <w:r>
-          <w:delText>T</w:delText>
-        </w:r>
-      </w:del>
-      <w:r>
-        <w:t>heory</w:t>
-      </w:r>
-      <w:del w:id="21" w:author="Steve" w:date="2026-06-15T16:38:00Z">
-        <w:r>
-          <w:delText xml:space="preserve"> and anecdotal evidence say this works</w:delText>
-        </w:r>
-      </w:del>
-      <w:ins w:id="22" w:author="Steve" w:date="2026-06-15T16:38:00Z">
-        <w:r>
-          <w:t>support the ide but no formal s</w:t>
-        </w:r>
-      </w:ins>
-      <w:ins w:id="23" w:author="Steve" w:date="2026-06-15T16:39:00Z">
-        <w:r>
-          <w:t>tudy has tested real travelers.</w:t>
-        </w:r>
-      </w:ins>
-      <w:del w:id="24" w:author="Steve" w:date="2026-06-15T16:39:00Z">
+      <w:ins w:id="36" w:author="Steve" w:date="2026-06-15T16:38:00Z">
+        <w:r>
+          <w:t xml:space="preserve">support </w:t>
+        </w:r>
+        <w:del w:id="37" w:author="Steven Schram" w:date="2026-06-15T18:19:00Z">
+          <w:r>
+            <w:delText>th</w:delText>
+          </w:r>
+        </w:del>
+        <w:del w:id="38" w:author="Steven Schram" w:date="2026-06-15T18:08:00Z">
+          <w:r>
+            <w:delText>e</w:delText>
+          </w:r>
+        </w:del>
+        <w:del w:id="39" w:author="Steven Schram" w:date="2026-06-15T18:25:00Z">
+          <w:r>
+            <w:delText xml:space="preserve"> </w:delText>
+          </w:r>
+        </w:del>
+      </w:ins>
+      <w:ins w:id="40" w:author="Steven Schram" w:date="2026-06-15T18:25:00Z">
+        <w:r>
+          <w:t xml:space="preserve">the </w:t>
+        </w:r>
+      </w:ins>
+      <w:ins w:id="41" w:author="Steve" w:date="2026-06-15T16:38:00Z">
+        <w:r>
+          <w:t>ide</w:t>
+        </w:r>
+      </w:ins>
+      <w:ins w:id="42" w:author="Steven Schram" w:date="2026-06-15T18:08:00Z">
+        <w:r>
+          <w:t>a</w:t>
+        </w:r>
+      </w:ins>
+      <w:ins w:id="43" w:author="Steve" w:date="2026-06-15T16:38:00Z">
+        <w:r>
+          <w:t xml:space="preserve"> but no formal s</w:t>
+        </w:r>
+      </w:ins>
+      <w:ins w:id="44" w:author="Steve" w:date="2026-06-15T16:39:00Z">
+        <w:r>
+          <w:t xml:space="preserve">tudy has tested </w:t>
+        </w:r>
+      </w:ins>
+      <w:ins w:id="45" w:author="Steven Schram" w:date="2026-06-15T18:09:00Z">
+        <w:r>
+          <w:t xml:space="preserve">it in </w:t>
+        </w:r>
+      </w:ins>
+      <w:ins w:id="46" w:author="Steve" w:date="2026-06-15T16:39:00Z">
+        <w:r>
+          <w:t>real travelers.</w:t>
+        </w:r>
+      </w:ins>
+      <w:del w:id="47" w:author="Steve" w:date="2026-06-15T16:39:00Z">
         <w:r>
           <w:delText>. Unfortunately, no studies have validated it.</w:delText>
         </w:r>
@@ -339,12 +464,12 @@
       <w:r>
         <w:t xml:space="preserve"> We </w:t>
       </w:r>
-      <w:ins w:id="25" w:author="Steve" w:date="2026-06-15T16:39:00Z">
+      <w:ins w:id="48" w:author="Steve" w:date="2026-06-15T16:39:00Z">
         <w:r>
           <w:t xml:space="preserve">built </w:t>
         </w:r>
       </w:ins>
-      <w:del w:id="26" w:author="Steve" w:date="2026-06-15T16:39:00Z">
+      <w:del w:id="49" w:author="Steve" w:date="2026-06-15T16:39:00Z">
         <w:r>
           <w:delText xml:space="preserve">aim to address that lack of evidence with </w:delText>
         </w:r>
@@ -352,12 +477,12 @@
       <w:r>
         <w:t xml:space="preserve">an app that </w:t>
       </w:r>
-      <w:ins w:id="27" w:author="Steve" w:date="2026-06-15T16:39:00Z">
+      <w:ins w:id="50" w:author="Steve" w:date="2026-06-15T16:39:00Z">
         <w:r>
           <w:t xml:space="preserve">gives </w:t>
         </w:r>
       </w:ins>
-      <w:del w:id="28" w:author="Steve" w:date="2026-06-15T16:39:00Z">
+      <w:del w:id="51" w:author="Steve" w:date="2026-06-15T16:39:00Z">
         <w:r>
           <w:delText>provides a destination</w:delText>
         </w:r>
@@ -368,7 +493,7 @@
           <w:delText>based</w:delText>
         </w:r>
       </w:del>
-      <w:ins w:id="29" w:author="Steve" w:date="2026-06-15T16:39:00Z">
+      <w:ins w:id="52" w:author="Steve" w:date="2026-06-15T16:39:00Z">
         <w:r>
           <w:t>a</w:t>
         </w:r>
@@ -376,12 +501,12 @@
       <w:r>
         <w:t xml:space="preserve"> 24-hour schedule of </w:t>
       </w:r>
-      <w:ins w:id="30" w:author="Steve" w:date="2026-06-15T16:40:00Z">
+      <w:ins w:id="53" w:author="Steve" w:date="2026-06-15T16:40:00Z">
         <w:r>
           <w:t>timed acupressure points (no needles)</w:t>
         </w:r>
       </w:ins>
-      <w:del w:id="31" w:author="Steve" w:date="2026-06-15T16:40:00Z">
+      <w:del w:id="54" w:author="Steve" w:date="2026-06-15T16:40:00Z">
         <w:r>
           <w:delText xml:space="preserve">acupuncture points for </w:delText>
         </w:r>
@@ -389,7 +514,7 @@
           <w:delText>travelers to stimulate as they</w:delText>
         </w:r>
       </w:del>
-      <w:ins w:id="32" w:author="Steve" w:date="2026-06-15T16:40:00Z">
+      <w:ins w:id="55" w:author="Steve" w:date="2026-06-15T16:40:00Z">
         <w:r>
           <w:t>to use during</w:t>
         </w:r>
@@ -410,12 +535,12 @@
       <w:pPr>
         <w:divId w:val="1808039875"/>
       </w:pPr>
-      <w:ins w:id="33" w:author="Steve" w:date="2026-06-15T16:41:00Z">
+      <w:ins w:id="56" w:author="Steve" w:date="2026-06-15T16:41:00Z">
         <w:r>
           <w:t xml:space="preserve">If you plan </w:t>
         </w:r>
       </w:ins>
-      <w:del w:id="34" w:author="Steve" w:date="2026-06-15T16:41:00Z">
+      <w:del w:id="57" w:author="Steve" w:date="2026-06-15T16:41:00Z">
         <w:r>
           <w:delText>We invite r</w:delText>
         </w:r>
@@ -424,14 +549,22 @@
         </w:r>
       </w:del>
       <w:r>
-        <w:t xml:space="preserve">international travel </w:t>
-      </w:r>
-      <w:ins w:id="35" w:author="Steve" w:date="2026-06-15T16:41:00Z">
+        <w:t>international travel</w:t>
+      </w:r>
+      <w:ins w:id="58" w:author="Steven Schram" w:date="2026-06-15T18:43:00Z">
+        <w:r>
+          <w:t>,</w:t>
+        </w:r>
+      </w:ins>
+      <w:r>
+        <w:t xml:space="preserve"> </w:t>
+      </w:r>
+      <w:ins w:id="59" w:author="Steve" w:date="2026-06-15T16:41:00Z">
         <w:r>
           <w:t>we invite you to try the app and, if you choose, join the research</w:t>
         </w:r>
       </w:ins>
-      <w:del w:id="36" w:author="Steve" w:date="2026-06-15T16:41:00Z">
+      <w:del w:id="60" w:author="Steve" w:date="2026-06-15T16:41:00Z">
         <w:r>
           <w:delText xml:space="preserve">to </w:delText>
         </w:r>
@@ -459,34 +592,54 @@
         </w:rPr>
         <w:t>Circadian Biology</w:t>
       </w:r>
-      <w:r>
-        <w:rPr>
-          <w:rFonts w:eastAsia="Times New Roman"/>
-          <w:color w:val="auto"/>
-        </w:rPr>
-        <w:t xml:space="preserve"> and the Western Understanding </w:t>
-      </w:r>
-      <w:r>
-        <w:rPr>
-          <w:rFonts w:eastAsia="Times New Roman"/>
-          <w:color w:val="auto"/>
-        </w:rPr>
-        <w:t xml:space="preserve">of </w:t>
-      </w:r>
-      <w:r>
-        <w:rPr>
-          <w:rFonts w:eastAsia="Times New Roman"/>
-          <w:color w:val="auto"/>
-        </w:rPr>
-        <w:t xml:space="preserve">our </w:t>
-      </w:r>
-      <w:r>
-        <w:rPr>
-          <w:rFonts w:eastAsia="Times New Roman"/>
-          <w:color w:val="auto"/>
-        </w:rPr>
-        <w:t>Internal Clocks</w:t>
-      </w:r>
+      <w:ins w:id="61" w:author="Steven Schram" w:date="2026-06-15T18:14:00Z">
+        <w:r>
+          <w:rPr>
+            <w:rFonts w:eastAsia="Times New Roman"/>
+            <w:color w:val="auto"/>
+          </w:rPr>
+          <w:t xml:space="preserve">: How Internal Clocks </w:t>
+        </w:r>
+        <w:proofErr w:type="spellStart"/>
+        <w:r>
+          <w:rPr>
+            <w:rFonts w:eastAsia="Times New Roman"/>
+            <w:color w:val="auto"/>
+          </w:rPr>
+          <w:t>Work</w:t>
+        </w:r>
+      </w:ins>
+      <w:del w:id="62" w:author="Steven Schram" w:date="2026-06-15T18:14:00Z">
+        <w:r>
+          <w:rPr>
+            <w:rFonts w:eastAsia="Times New Roman"/>
+            <w:color w:val="auto"/>
+          </w:rPr>
+          <w:delText xml:space="preserve"> and the Western Understanding </w:delText>
+        </w:r>
+        <w:r>
+          <w:rPr>
+            <w:rFonts w:eastAsia="Times New Roman"/>
+            <w:color w:val="auto"/>
+          </w:rPr>
+          <w:delText xml:space="preserve">of </w:delText>
+        </w:r>
+        <w:r>
+          <w:rPr>
+            <w:rFonts w:eastAsia="Times New Roman"/>
+            <w:color w:val="auto"/>
+          </w:rPr>
+          <w:delText xml:space="preserve">our </w:delText>
+        </w:r>
+        <w:r>
+          <w:rPr>
+            <w:rFonts w:eastAsia="Times New Roman"/>
+            <w:color w:val="auto"/>
+          </w:rPr>
+          <w:delText>Internal Clocks</w:delText>
+        </w:r>
+      </w:del>
+      <w:proofErr w:type="spellEnd"/>
     </w:p>
     <w:p>
       <w:pPr>
@@ -495,17 +648,17 @@
           <w:vertAlign w:val="superscript"/>
         </w:rPr>
       </w:pPr>
-      <w:del w:id="37" w:author="Steve" w:date="2026-06-15T16:41:00Z">
+      <w:del w:id="63" w:author="Steve" w:date="2026-06-15T16:41:00Z">
         <w:r>
           <w:delText>The scientific literature describes how</w:delText>
         </w:r>
       </w:del>
-      <w:ins w:id="38" w:author="Steve" w:date="2026-06-15T16:41:00Z">
+      <w:ins w:id="64" w:author="Steve" w:date="2026-06-15T16:41:00Z">
         <w:r>
           <w:t xml:space="preserve">Research </w:t>
         </w:r>
       </w:ins>
-      <w:ins w:id="39" w:author="Steve" w:date="2026-06-15T16:42:00Z">
+      <w:ins w:id="65" w:author="Steve" w:date="2026-06-15T16:42:00Z">
         <w:r>
           <w:t>shows that</w:t>
         </w:r>
@@ -516,17 +669,17 @@
       <w:r>
         <w:t xml:space="preserve">ircadian rhythms </w:t>
       </w:r>
-      <w:del w:id="40" w:author="Steve" w:date="2026-06-15T16:42:00Z">
+      <w:del w:id="66" w:author="Steve" w:date="2026-06-15T16:42:00Z">
         <w:r>
           <w:delText xml:space="preserve">synchronize </w:delText>
         </w:r>
       </w:del>
-      <w:ins w:id="41" w:author="Steve" w:date="2026-06-15T16:42:00Z">
+      <w:ins w:id="67" w:author="Steve" w:date="2026-06-15T16:42:00Z">
         <w:r>
           <w:t>align body</w:t>
         </w:r>
       </w:ins>
-      <w:del w:id="42" w:author="Steve" w:date="2026-06-15T16:42:00Z">
+      <w:del w:id="68" w:author="Steve" w:date="2026-06-15T16:42:00Z">
         <w:r>
           <w:delText>physiological</w:delText>
         </w:r>
@@ -534,7 +687,7 @@
       <w:r>
         <w:t xml:space="preserve"> processes to a </w:t>
       </w:r>
-      <w:ins w:id="43" w:author="Steve" w:date="2026-06-15T16:42:00Z">
+      <w:ins w:id="69" w:author="Steve" w:date="2026-06-15T16:42:00Z">
         <w:r>
           <w:t xml:space="preserve">roughly </w:t>
         </w:r>
@@ -542,20 +695,25 @@
       <w:r>
         <w:t>24</w:t>
       </w:r>
-      <w:del w:id="44" w:author="Steve" w:date="2026-06-15T16:42:00Z">
-        <w:r>
-          <w:delText>-26</w:delText>
-        </w:r>
-      </w:del>
-      <w:r>
-        <w:t xml:space="preserve"> hour cycle</w:t>
-      </w:r>
-      <w:ins w:id="45" w:author="Steve" w:date="2026-06-15T16:42:00Z">
+      <w:del w:id="70" w:author="Steven Schram" w:date="2026-06-15T18:56:00Z">
+        <w:r>
+          <w:delText xml:space="preserve">-26 </w:delText>
+        </w:r>
+      </w:del>
+      <w:ins w:id="71" w:author="Steven Schram" w:date="2026-06-15T18:56:00Z">
+        <w:r>
+          <w:t>-</w:t>
+        </w:r>
+      </w:ins>
+      <w:r>
+        <w:t>hour cycle</w:t>
+      </w:r>
+      <w:ins w:id="72" w:author="Steve" w:date="2026-06-15T16:42:00Z">
         <w:r>
           <w:t xml:space="preserve">. </w:t>
         </w:r>
       </w:ins>
-      <w:del w:id="46" w:author="Steve" w:date="2026-06-15T16:42:00Z">
+      <w:del w:id="73" w:author="Steve" w:date="2026-06-15T16:42:00Z">
         <w:r>
           <w:delText xml:space="preserve"> through </w:delText>
         </w:r>
@@ -563,23 +721,46 @@
           <w:delText>t</w:delText>
         </w:r>
       </w:del>
-      <w:ins w:id="47" w:author="Steve" w:date="2026-06-15T16:42:00Z">
+      <w:ins w:id="74" w:author="Steve" w:date="2026-06-15T16:42:00Z">
         <w:r>
           <w:t>T</w:t>
         </w:r>
       </w:ins>
       <w:r>
-        <w:t xml:space="preserve">he suprachiasmatic nucleus (SCN), </w:t>
-      </w:r>
-      <w:ins w:id="48" w:author="Steve" w:date="2026-06-15T16:43:00Z">
+        <w:t>he suprachiasmatic nucleus (SCN)</w:t>
+      </w:r>
+      <w:del w:id="75" w:author="Steven Schram" w:date="2026-06-15T18:44:00Z">
+        <w:r>
+          <w:delText>,</w:delText>
+        </w:r>
+      </w:del>
+      <w:r>
+        <w:t xml:space="preserve"> </w:t>
+      </w:r>
+      <w:ins w:id="76" w:author="Steve" w:date="2026-06-15T16:43:00Z">
         <w:r>
           <w:t xml:space="preserve">in the brain acts </w:t>
         </w:r>
         <w:r>
-          <w:t>as the master clock and light is the main signal</w:t>
-        </w:r>
-      </w:ins>
-      <w:del w:id="49" w:author="Steve" w:date="2026-06-15T16:43:00Z">
+          <w:t xml:space="preserve">as the master clock and light is </w:t>
+        </w:r>
+        <w:del w:id="77" w:author="Steven Schram" w:date="2026-06-15T18:16:00Z">
+          <w:r>
+            <w:delText>the</w:delText>
+          </w:r>
+        </w:del>
+      </w:ins>
+      <w:ins w:id="78" w:author="Steven Schram" w:date="2026-06-15T18:16:00Z">
+        <w:r>
+          <w:t>its</w:t>
+        </w:r>
+      </w:ins>
+      <w:ins w:id="79" w:author="Steve" w:date="2026-06-15T16:43:00Z">
+        <w:r>
+          <w:t xml:space="preserve"> main signal</w:t>
+        </w:r>
+      </w:ins>
+      <w:del w:id="80" w:author="Steve" w:date="2026-06-15T16:43:00Z">
         <w:r>
           <w:delText>a cluster of neurons entrained by light</w:delText>
         </w:r>
@@ -596,7 +777,7 @@
       <w:r>
         <w:t xml:space="preserve"> The SCN </w:t>
       </w:r>
-      <w:ins w:id="50" w:author="Steve" w:date="2026-06-15T16:44:00Z">
+      <w:ins w:id="81" w:author="Steve" w:date="2026-06-15T16:44:00Z">
         <w:r>
           <w:t xml:space="preserve">helps </w:t>
         </w:r>
@@ -604,7 +785,7 @@
       <w:r>
         <w:t>coordinate</w:t>
       </w:r>
-      <w:del w:id="51" w:author="Steve" w:date="2026-06-15T17:00:00Z">
+      <w:del w:id="82" w:author="Steve" w:date="2026-06-15T17:00:00Z">
         <w:r>
           <w:delText>s</w:delText>
         </w:r>
@@ -612,7 +793,7 @@
       <w:r>
         <w:t xml:space="preserve"> </w:t>
       </w:r>
-      <w:ins w:id="52" w:author="Steve" w:date="2026-06-15T16:44:00Z">
+      <w:ins w:id="83" w:author="Steve" w:date="2026-06-15T16:44:00Z">
         <w:r>
           <w:t>“</w:t>
         </w:r>
@@ -620,7 +801,7 @@
       <w:r>
         <w:t>peripheral clocks</w:t>
       </w:r>
-      <w:ins w:id="53" w:author="Steve" w:date="2026-06-15T16:44:00Z">
+      <w:ins w:id="84" w:author="Steve" w:date="2026-06-15T16:44:00Z">
         <w:r>
           <w:t>”</w:t>
         </w:r>
@@ -628,12 +809,12 @@
       <w:r>
         <w:t xml:space="preserve"> in organs </w:t>
       </w:r>
-      <w:ins w:id="54" w:author="Steve" w:date="2026-06-15T16:44:00Z">
+      <w:ins w:id="85" w:author="Steve" w:date="2026-06-15T16:44:00Z">
         <w:r>
           <w:t xml:space="preserve">such as </w:t>
         </w:r>
       </w:ins>
-      <w:del w:id="55" w:author="Steve" w:date="2026-06-15T16:44:00Z">
+      <w:del w:id="86" w:author="Steve" w:date="2026-06-15T16:44:00Z">
         <w:r>
           <w:delText xml:space="preserve">like </w:delText>
         </w:r>
@@ -641,12 +822,12 @@
       <w:r>
         <w:t>the liver and heart</w:t>
       </w:r>
-      <w:ins w:id="56" w:author="Steve" w:date="2026-06-15T16:44:00Z">
+      <w:ins w:id="87" w:author="Steve" w:date="2026-06-15T16:44:00Z">
         <w:r>
           <w:t xml:space="preserve">, including </w:t>
         </w:r>
       </w:ins>
-      <w:del w:id="57" w:author="Steve" w:date="2026-06-15T16:45:00Z">
+      <w:del w:id="88" w:author="Steve" w:date="2026-06-15T16:45:00Z">
         <w:r>
           <w:delText xml:space="preserve"> and </w:delText>
         </w:r>
@@ -660,9 +841,19 @@
           <w:delText>vascular and blood pressure regulation</w:delText>
         </w:r>
       </w:del>
-      <w:ins w:id="58" w:author="Steve" w:date="2026-06-15T16:45:00Z">
-        <w:r>
-          <w:t>effects on blood vessels and pressure</w:t>
+      <w:ins w:id="89" w:author="Steve" w:date="2026-06-15T16:45:00Z">
+        <w:r>
+          <w:t xml:space="preserve">effects on blood vessels and </w:t>
+        </w:r>
+      </w:ins>
+      <w:ins w:id="90" w:author="Steven Schram" w:date="2026-06-15T18:17:00Z">
+        <w:r>
+          <w:t xml:space="preserve">blood </w:t>
+        </w:r>
+      </w:ins>
+      <w:ins w:id="91" w:author="Steve" w:date="2026-06-15T16:45:00Z">
+        <w:r>
+          <w:t>pressure</w:t>
         </w:r>
       </w:ins>
       <w:r>
@@ -677,12 +868,12 @@
       <w:r>
         <w:t xml:space="preserve"> </w:t>
       </w:r>
-      <w:del w:id="59" w:author="Steve" w:date="2026-06-15T16:45:00Z">
+      <w:del w:id="92" w:author="Steve" w:date="2026-06-15T16:45:00Z">
         <w:r>
           <w:delText>Then, c</w:delText>
         </w:r>
       </w:del>
-      <w:ins w:id="60" w:author="Steve" w:date="2026-06-15T16:45:00Z">
+      <w:ins w:id="93" w:author="Steve" w:date="2026-06-15T16:45:00Z">
         <w:r>
           <w:t>C</w:t>
         </w:r>
@@ -690,12 +881,12 @@
       <w:r>
         <w:t xml:space="preserve">lock genes </w:t>
       </w:r>
-      <w:ins w:id="61" w:author="Steve" w:date="2026-06-15T16:46:00Z">
+      <w:ins w:id="94" w:author="Steve" w:date="2026-06-15T16:46:00Z">
         <w:r>
           <w:t xml:space="preserve">run </w:t>
         </w:r>
       </w:ins>
-      <w:del w:id="62" w:author="Steve" w:date="2026-06-15T16:46:00Z">
+      <w:del w:id="95" w:author="Steve" w:date="2026-06-15T16:46:00Z">
         <w:r>
           <w:delText xml:space="preserve">drive </w:delText>
         </w:r>
@@ -703,7 +894,7 @@
       <w:r>
         <w:t xml:space="preserve">a </w:t>
       </w:r>
-      <w:del w:id="63" w:author="Steve" w:date="2026-06-15T16:46:00Z">
+      <w:del w:id="96" w:author="Steve" w:date="2026-06-15T16:46:00Z">
         <w:r>
           <w:delText xml:space="preserve">molecular </w:delText>
         </w:r>
@@ -711,12 +902,12 @@
       <w:r>
         <w:t>feedback loop</w:t>
       </w:r>
-      <w:ins w:id="64" w:author="Steve" w:date="2026-06-15T16:46:00Z">
+      <w:ins w:id="97" w:author="Steve" w:date="2026-06-15T16:46:00Z">
         <w:r>
           <w:t xml:space="preserve"> that creates daily </w:t>
         </w:r>
       </w:ins>
-      <w:del w:id="65" w:author="Steve" w:date="2026-06-15T16:46:00Z">
+      <w:del w:id="98" w:author="Steve" w:date="2026-06-15T16:46:00Z">
         <w:r>
           <w:delText xml:space="preserve">, producing </w:delText>
         </w:r>
@@ -724,12 +915,12 @@
       <w:r>
         <w:t>rhythm</w:t>
       </w:r>
-      <w:ins w:id="66" w:author="Steve" w:date="2026-06-15T16:46:00Z">
+      <w:ins w:id="99" w:author="Steve" w:date="2026-06-15T16:46:00Z">
         <w:r>
           <w:t>s in</w:t>
         </w:r>
       </w:ins>
-      <w:del w:id="67" w:author="Steve" w:date="2026-06-15T16:46:00Z">
+      <w:del w:id="100" w:author="Steve" w:date="2026-06-15T16:46:00Z">
         <w:r>
           <w:delText>ic</w:delText>
         </w:r>
@@ -737,12 +928,12 @@
       <w:r>
         <w:t xml:space="preserve"> gene </w:t>
       </w:r>
-      <w:ins w:id="68" w:author="Steve" w:date="2026-06-15T16:46:00Z">
+      <w:ins w:id="101" w:author="Steve" w:date="2026-06-15T16:46:00Z">
         <w:r>
           <w:t>activity</w:t>
         </w:r>
       </w:ins>
-      <w:del w:id="69" w:author="Steve" w:date="2026-06-15T16:46:00Z">
+      <w:del w:id="102" w:author="Steve" w:date="2026-06-15T16:46:00Z">
         <w:r>
           <w:delText>expression</w:delText>
         </w:r>
@@ -759,7 +950,7 @@
       <w:r>
         <w:t xml:space="preserve"> </w:t>
       </w:r>
-      <w:del w:id="70" w:author="Steve" w:date="2026-06-15T16:47:00Z">
+      <w:del w:id="103" w:author="Steve" w:date="2026-06-15T16:47:00Z">
         <w:r>
           <w:delText>This</w:delText>
         </w:r>
@@ -773,7 +964,7 @@
           <w:delText>z</w:delText>
         </w:r>
       </w:del>
-      <w:ins w:id="71" w:author="Steve" w:date="2026-06-15T16:47:00Z">
+      <w:ins w:id="104" w:author="Steve" w:date="2026-06-15T16:47:00Z">
         <w:r>
           <w:t>Z</w:t>
         </w:r>
@@ -784,7 +975,7 @@
       <w:r>
         <w:t xml:space="preserve"> </w:t>
       </w:r>
-      <w:ins w:id="72" w:author="Steve" w:date="2026-06-15T16:47:00Z">
+      <w:ins w:id="105" w:author="Steve" w:date="2026-06-15T16:47:00Z">
         <w:r>
           <w:t xml:space="preserve">which are </w:t>
         </w:r>
@@ -792,12 +983,12 @@
       <w:r>
         <w:t xml:space="preserve">external </w:t>
       </w:r>
-      <w:ins w:id="73" w:author="Steve" w:date="2026-06-15T16:47:00Z">
+      <w:ins w:id="106" w:author="Steve" w:date="2026-06-15T16:47:00Z">
         <w:r>
           <w:t xml:space="preserve">cues </w:t>
         </w:r>
       </w:ins>
-      <w:del w:id="74" w:author="Steve" w:date="2026-06-15T16:47:00Z">
+      <w:del w:id="107" w:author="Steve" w:date="2026-06-15T16:47:00Z">
         <w:r>
           <w:delText xml:space="preserve">signals </w:delText>
         </w:r>
@@ -805,7 +996,7 @@
       <w:r>
         <w:t>such as light, temperature, activity, and meals</w:t>
       </w:r>
-      <w:ins w:id="75" w:author="Steve" w:date="2026-06-15T16:47:00Z">
+      <w:ins w:id="108" w:author="Steve" w:date="2026-06-15T16:47:00Z">
         <w:r>
           <w:t>, help keep these rhythms on track</w:t>
         </w:r>
@@ -844,12 +1035,12 @@
       <w:r>
         <w:t xml:space="preserve">et lag </w:t>
       </w:r>
-      <w:ins w:id="76" w:author="Steve" w:date="2026-06-15T16:48:00Z">
+      <w:ins w:id="109" w:author="Steve" w:date="2026-06-15T16:48:00Z">
         <w:r>
           <w:t>happens</w:t>
         </w:r>
       </w:ins>
-      <w:del w:id="77" w:author="Steve" w:date="2026-06-15T16:48:00Z">
+      <w:del w:id="110" w:author="Steve" w:date="2026-06-15T16:48:00Z">
         <w:r>
           <w:delText>results</w:delText>
         </w:r>
@@ -860,12 +1051,12 @@
       <w:r>
         <w:t xml:space="preserve">when </w:t>
       </w:r>
-      <w:ins w:id="78" w:author="Steve" w:date="2026-06-15T16:48:00Z">
+      <w:ins w:id="111" w:author="Steve" w:date="2026-06-15T16:48:00Z">
         <w:r>
           <w:t>fast</w:t>
         </w:r>
       </w:ins>
-      <w:del w:id="79" w:author="Steve" w:date="2026-06-15T16:48:00Z">
+      <w:del w:id="112" w:author="Steve" w:date="2026-06-15T16:48:00Z">
         <w:r>
           <w:delText>rapid</w:delText>
         </w:r>
@@ -873,20 +1064,33 @@
       <w:r>
         <w:t xml:space="preserve"> </w:t>
       </w:r>
-      <w:ins w:id="80" w:author="Steve" w:date="2026-06-15T16:48:00Z">
+      <w:ins w:id="113" w:author="Steve" w:date="2026-06-15T16:48:00Z">
         <w:r>
           <w:t xml:space="preserve">travel across </w:t>
         </w:r>
       </w:ins>
       <w:r>
-        <w:t xml:space="preserve">time zone changes </w:t>
-      </w:r>
-      <w:ins w:id="81" w:author="Steve" w:date="2026-06-15T16:48:00Z">
+        <w:t>time zone</w:t>
+      </w:r>
+      <w:ins w:id="114" w:author="Steven Schram" w:date="2026-06-15T18:18:00Z">
+        <w:r>
+          <w:t>s</w:t>
+        </w:r>
+      </w:ins>
+      <w:r>
+        <w:t xml:space="preserve"> </w:t>
+      </w:r>
+      <w:del w:id="115" w:author="Steven Schram" w:date="2026-06-15T18:18:00Z">
+        <w:r>
+          <w:delText xml:space="preserve">changes </w:delText>
+        </w:r>
+      </w:del>
+      <w:ins w:id="116" w:author="Steve" w:date="2026-06-15T16:48:00Z">
         <w:r>
           <w:t xml:space="preserve">throws </w:t>
         </w:r>
       </w:ins>
-      <w:del w:id="82" w:author="Steve" w:date="2026-06-15T16:48:00Z">
+      <w:del w:id="117" w:author="Steve" w:date="2026-06-15T16:48:00Z">
         <w:r>
           <w:delText xml:space="preserve">desynchronize </w:delText>
         </w:r>
@@ -894,7 +1098,7 @@
       <w:r>
         <w:t xml:space="preserve">these </w:t>
       </w:r>
-      <w:del w:id="83" w:author="Steve" w:date="2026-06-15T16:48:00Z">
+      <w:del w:id="118" w:author="Steve" w:date="2026-06-15T16:48:00Z">
         <w:r>
           <w:delText xml:space="preserve">internal </w:delText>
         </w:r>
@@ -902,7 +1106,7 @@
       <w:r>
         <w:t>clocks</w:t>
       </w:r>
-      <w:ins w:id="84" w:author="Steve" w:date="2026-06-15T16:48:00Z">
+      <w:ins w:id="119" w:author="Steve" w:date="2026-06-15T16:48:00Z">
         <w:r>
           <w:t xml:space="preserve"> out of sync</w:t>
         </w:r>
@@ -920,7 +1124,7 @@
       <w:pPr>
         <w:divId w:val="1808039875"/>
         <w:rPr>
-          <w:ins w:id="85" w:author="Steve" w:date="2026-06-15T17:01:00Z"/>
+          <w:ins w:id="120" w:author="Steve" w:date="2026-06-15T17:01:00Z"/>
         </w:rPr>
       </w:pPr>
       <w:r>
@@ -932,7 +1136,7 @@
       <w:r>
         <w:t xml:space="preserve"> </w:t>
       </w:r>
-      <w:del w:id="86" w:author="Steve" w:date="2026-06-15T16:57:00Z">
+      <w:del w:id="121" w:author="Steve" w:date="2026-06-15T16:57:00Z">
         <w:r>
           <w:delText xml:space="preserve">comprehensive </w:delText>
         </w:r>
@@ -940,18 +1144,28 @@
       <w:r>
         <w:t xml:space="preserve">review </w:t>
       </w:r>
-      <w:r>
-        <w:t>shows</w:t>
-      </w:r>
-      <w:r>
-        <w:t xml:space="preserve"> that acupuncture </w:t>
-      </w:r>
-      <w:ins w:id="87" w:author="Steve" w:date="2026-06-15T16:57:00Z">
+      <w:del w:id="122" w:author="Steven Schram" w:date="2026-06-15T18:20:00Z">
+        <w:r>
+          <w:delText>shows</w:delText>
+        </w:r>
+        <w:r>
+          <w:delText xml:space="preserve"> </w:delText>
+        </w:r>
+      </w:del>
+      <w:ins w:id="123" w:author="Steven Schram" w:date="2026-06-15T18:20:00Z">
+        <w:r>
+          <w:t xml:space="preserve">reports </w:t>
+        </w:r>
+      </w:ins>
+      <w:r>
+        <w:t xml:space="preserve">that acupuncture </w:t>
+      </w:r>
+      <w:ins w:id="124" w:author="Steve" w:date="2026-06-15T16:57:00Z">
         <w:r>
           <w:t xml:space="preserve">can </w:t>
         </w:r>
       </w:ins>
-      <w:del w:id="88" w:author="Steve" w:date="2026-06-15T16:57:00Z">
+      <w:del w:id="125" w:author="Steve" w:date="2026-06-15T16:57:00Z">
         <w:r>
           <w:delText xml:space="preserve">significantly </w:delText>
         </w:r>
@@ -959,7 +1173,7 @@
       <w:r>
         <w:t>affect</w:t>
       </w:r>
-      <w:del w:id="89" w:author="Steve" w:date="2026-06-15T16:57:00Z">
+      <w:del w:id="126" w:author="Steve" w:date="2026-06-15T16:57:00Z">
         <w:r>
           <w:delText>s</w:delText>
         </w:r>
@@ -967,12 +1181,12 @@
       <w:r>
         <w:t xml:space="preserve"> circadian biology, </w:t>
       </w:r>
-      <w:del w:id="90" w:author="Steve" w:date="2026-06-15T16:57:00Z">
+      <w:del w:id="127" w:author="Steve" w:date="2026-06-15T16:57:00Z">
         <w:r>
           <w:delText>demonstrating measurable impacts on circadian</w:delText>
         </w:r>
       </w:del>
-      <w:ins w:id="91" w:author="Steve" w:date="2026-06-15T16:57:00Z">
+      <w:ins w:id="128" w:author="Steve" w:date="2026-06-15T16:57:00Z">
         <w:r>
           <w:t>including</w:t>
         </w:r>
@@ -980,12 +1194,12 @@
       <w:r>
         <w:t xml:space="preserve"> clock genes, neurotransmitter</w:t>
       </w:r>
-      <w:ins w:id="92" w:author="Steve" w:date="2026-06-15T16:58:00Z">
+      <w:ins w:id="129" w:author="Steve" w:date="2026-06-15T16:58:00Z">
         <w:r>
           <w:t>s</w:t>
         </w:r>
       </w:ins>
-      <w:del w:id="93" w:author="Steve" w:date="2026-06-15T16:58:00Z">
+      <w:del w:id="130" w:author="Steve" w:date="2026-06-15T16:58:00Z">
         <w:r>
           <w:delText xml:space="preserve"> regulation</w:delText>
         </w:r>
@@ -1005,25 +1219,38 @@
       <w:r>
         <w:t xml:space="preserve"> </w:t>
       </w:r>
-      <w:del w:id="94" w:author="Steve" w:date="2026-06-15T16:58:00Z">
+      <w:del w:id="131" w:author="Steve" w:date="2026-06-15T16:58:00Z">
         <w:r>
           <w:delText>While t</w:delText>
         </w:r>
       </w:del>
-      <w:ins w:id="95" w:author="Steve" w:date="2026-06-15T16:58:00Z">
+      <w:ins w:id="132" w:author="Steve" w:date="2026-06-15T16:58:00Z">
         <w:r>
           <w:t>T</w:t>
         </w:r>
       </w:ins>
       <w:r>
-        <w:t xml:space="preserve">hese studies </w:t>
-      </w:r>
-      <w:ins w:id="96" w:author="Steve" w:date="2026-06-15T16:58:00Z">
+        <w:t>h</w:t>
+      </w:r>
+      <w:del w:id="133" w:author="Steven Schram" w:date="2026-06-15T18:21:00Z">
+        <w:r>
+          <w:delText>e</w:delText>
+        </w:r>
+      </w:del>
+      <w:ins w:id="134" w:author="Steven Schram" w:date="2026-06-15T18:21:00Z">
+        <w:r>
+          <w:t>o</w:t>
+        </w:r>
+      </w:ins>
+      <w:r>
+        <w:t xml:space="preserve">se studies </w:t>
+      </w:r>
+      <w:ins w:id="135" w:author="Steve" w:date="2026-06-15T16:58:00Z">
         <w:r>
           <w:t>used</w:t>
         </w:r>
       </w:ins>
-      <w:del w:id="97" w:author="Steve" w:date="2026-06-15T16:58:00Z">
+      <w:del w:id="136" w:author="Steve" w:date="2026-06-15T16:58:00Z">
         <w:r>
           <w:delText>employed</w:delText>
         </w:r>
@@ -1031,7 +1258,7 @@
       <w:r>
         <w:t xml:space="preserve"> </w:t>
       </w:r>
-      <w:del w:id="98" w:author="Steve" w:date="2026-06-15T16:59:00Z">
+      <w:del w:id="137" w:author="Steve" w:date="2026-06-15T16:59:00Z">
         <w:r>
           <w:delText xml:space="preserve">acupuncture points known to assist with </w:delText>
         </w:r>
@@ -1039,15 +1266,27 @@
       <w:r>
         <w:t>sleep</w:t>
       </w:r>
-      <w:ins w:id="99" w:author="Steve" w:date="2026-06-15T16:59:00Z">
-        <w:r>
-          <w:t xml:space="preserve"> related points</w:t>
+      <w:ins w:id="138" w:author="Steve" w:date="2026-06-15T16:59:00Z">
+        <w:del w:id="139" w:author="Steven Schram" w:date="2026-06-15T18:34:00Z">
+          <w:r>
+            <w:delText xml:space="preserve"> </w:delText>
+          </w:r>
+        </w:del>
+      </w:ins>
+      <w:ins w:id="140" w:author="Steven Schram" w:date="2026-06-15T18:34:00Z">
+        <w:r>
+          <w:t>-</w:t>
+        </w:r>
+      </w:ins>
+      <w:ins w:id="141" w:author="Steve" w:date="2026-06-15T16:59:00Z">
+        <w:r>
+          <w:t>related points</w:t>
         </w:r>
       </w:ins>
       <w:r>
         <w:t xml:space="preserve">, </w:t>
       </w:r>
-      <w:ins w:id="100" w:author="Steve" w:date="2026-06-15T16:59:00Z">
+      <w:ins w:id="142" w:author="Steve" w:date="2026-06-15T16:59:00Z">
         <w:r>
           <w:t xml:space="preserve">but </w:t>
         </w:r>
@@ -1055,12 +1294,12 @@
       <w:r>
         <w:t xml:space="preserve">they </w:t>
       </w:r>
-      <w:del w:id="101" w:author="Steve" w:date="2026-06-15T16:59:00Z">
+      <w:del w:id="143" w:author="Steve" w:date="2026-06-15T16:59:00Z">
         <w:r>
           <w:delText>establish the neurobiological plausibility</w:delText>
         </w:r>
       </w:del>
-      <w:ins w:id="102" w:author="Steve" w:date="2026-06-15T16:59:00Z">
+      <w:ins w:id="144" w:author="Steve" w:date="2026-06-15T16:59:00Z">
         <w:r>
           <w:t>support a broader idea:</w:t>
         </w:r>
@@ -1068,7 +1307,7 @@
       <w:r>
         <w:t xml:space="preserve"> </w:t>
       </w:r>
-      <w:del w:id="103" w:author="Steve" w:date="2026-06-15T16:59:00Z">
+      <w:del w:id="145" w:author="Steve" w:date="2026-06-15T16:59:00Z">
         <w:r>
           <w:delText xml:space="preserve">of </w:delText>
         </w:r>
@@ -1076,12 +1315,12 @@
       <w:r>
         <w:t xml:space="preserve">acupuncture </w:t>
       </w:r>
-      <w:ins w:id="104" w:author="Steve" w:date="2026-06-15T16:59:00Z">
+      <w:ins w:id="146" w:author="Steve" w:date="2026-06-15T16:59:00Z">
         <w:r>
           <w:t xml:space="preserve">may act </w:t>
         </w:r>
       </w:ins>
-      <w:del w:id="105" w:author="Steve" w:date="2026-06-15T17:00:00Z">
+      <w:del w:id="147" w:author="Steve" w:date="2026-06-15T17:00:00Z">
         <w:r>
           <w:delText xml:space="preserve">serving </w:delText>
         </w:r>
@@ -1089,12 +1328,12 @@
       <w:r>
         <w:t xml:space="preserve">as a non-photic zeitgeber </w:t>
       </w:r>
-      <w:ins w:id="106" w:author="Steve" w:date="2026-06-15T17:00:00Z">
+      <w:ins w:id="148" w:author="Steve" w:date="2026-06-15T17:00:00Z">
         <w:r>
           <w:t>providing a cue that can shift rhythms without bright light</w:t>
         </w:r>
       </w:ins>
-      <w:del w:id="107" w:author="Steve" w:date="2026-06-15T17:00:00Z">
+      <w:del w:id="149" w:author="Steve" w:date="2026-06-15T17:00:00Z">
         <w:r>
           <w:delText>for circadian rhythm modulation</w:delText>
         </w:r>
@@ -1107,7 +1346,7 @@
       <w:pPr>
         <w:divId w:val="1808039875"/>
         <w:rPr>
-          <w:ins w:id="108" w:author="Steve" w:date="2026-06-15T17:01:00Z"/>
+          <w:ins w:id="150" w:author="Steve" w:date="2026-06-15T17:01:00Z"/>
         </w:rPr>
       </w:pPr>
     </w:p>
@@ -1115,10 +1354,10 @@
       <w:pPr>
         <w:divId w:val="1808039875"/>
         <w:rPr>
-          <w:ins w:id="109" w:author="Steve" w:date="2026-06-15T17:01:00Z"/>
-        </w:rPr>
-      </w:pPr>
-      <w:ins w:id="110" w:author="Steve" w:date="2026-06-15T17:01:00Z">
+          <w:ins w:id="151" w:author="Steve" w:date="2026-06-15T17:01:00Z"/>
+        </w:rPr>
+      </w:pPr>
+      <w:ins w:id="152" w:author="Steve" w:date="2026-06-15T17:01:00Z">
         <w:r>
           <w:lastRenderedPageBreak/>
           <w:t xml:space="preserve">In </w:t>
@@ -1153,7 +1392,7 @@
       <w:pPr>
         <w:divId w:val="1808039875"/>
         <w:rPr>
-          <w:ins w:id="111" w:author="Steve" w:date="2026-06-15T17:01:00Z"/>
+          <w:ins w:id="153" w:author="Steve" w:date="2026-06-15T17:01:00Z"/>
         </w:rPr>
       </w:pPr>
     </w:p>
@@ -1161,10 +1400,11 @@
       <w:pPr>
         <w:divId w:val="1808039875"/>
         <w:rPr>
-          <w:ins w:id="112" w:author="Steve" w:date="2026-06-15T17:01:00Z"/>
-        </w:rPr>
-      </w:pPr>
-      <w:ins w:id="113" w:author="Steve" w:date="2026-06-15T17:01:00Z">
+          <w:ins w:id="154" w:author="Steve" w:date="2026-06-15T17:01:00Z"/>
+          <w:del w:id="155" w:author="Steven Schram" w:date="2026-06-15T18:55:00Z"/>
+        </w:rPr>
+      </w:pPr>
+      <w:ins w:id="156" w:author="Steve" w:date="2026-06-15T17:01:00Z">
         <w:r>
           <w:t>The idea is to give the body repeated cues aligned to the new time zone while you travel.</w:t>
         </w:r>
@@ -3123,19 +3363,37 @@
         </w:rPr>
         <w:br/>
       </w:r>
+      <w:del w:id="157" w:author="Steven Schram" w:date="2026-06-15T18:22:00Z">
+        <w:r>
+          <w:rPr>
+            <w:b w:val="0"/>
+            <w:bCs w:val="0"/>
+          </w:rPr>
+          <w:delText xml:space="preserve">While </w:delText>
+        </w:r>
+      </w:del>
       <w:r>
         <w:rPr>
           <w:b w:val="0"/>
           <w:bCs w:val="0"/>
         </w:rPr>
-        <w:t xml:space="preserve">While Amaro recommended </w:t>
-      </w:r>
-      <w:del w:id="114" w:author="Steve" w:date="2026-06-15T17:01:00Z">
+        <w:t xml:space="preserve">Amaro recommended </w:t>
+      </w:r>
+      <w:ins w:id="158" w:author="Steven Schram" w:date="2026-06-15T18:23:00Z">
         <w:r>
           <w:rPr>
             <w:b w:val="0"/>
             <w:bCs w:val="0"/>
           </w:rPr>
+          <w:t xml:space="preserve">using </w:t>
+        </w:r>
+      </w:ins>
+      <w:del w:id="159" w:author="Steve" w:date="2026-06-15T17:01:00Z">
+        <w:r>
+          <w:rPr>
+            <w:b w:val="0"/>
+            <w:bCs w:val="0"/>
+          </w:rPr>
           <w:delText xml:space="preserve">stimulating </w:delText>
         </w:r>
       </w:del>
@@ -3146,7 +3404,7 @@
         </w:rPr>
         <w:t xml:space="preserve">the </w:t>
       </w:r>
-      <w:ins w:id="115" w:author="Steve" w:date="2026-06-15T17:01:00Z">
+      <w:ins w:id="160" w:author="Steve" w:date="2026-06-15T17:01:00Z">
         <w:r>
           <w:rPr>
             <w:b w:val="0"/>
@@ -3162,7 +3420,7 @@
         </w:rPr>
         <w:t>horary points on each meridian</w:t>
       </w:r>
-      <w:ins w:id="116" w:author="Steve" w:date="2026-06-15T17:01:00Z">
+      <w:ins w:id="161" w:author="Steve" w:date="2026-06-15T17:01:00Z">
         <w:r>
           <w:rPr>
             <w:b w:val="0"/>
@@ -3171,7 +3429,7 @@
           <w:t>. But</w:t>
         </w:r>
       </w:ins>
-      <w:ins w:id="117" w:author="Steve" w:date="2026-06-15T17:02:00Z">
+      <w:ins w:id="162" w:author="Steve" w:date="2026-06-15T17:02:00Z">
         <w:r>
           <w:rPr>
             <w:b w:val="0"/>
@@ -3180,7 +3438,7 @@
           <w:t xml:space="preserve"> early</w:t>
         </w:r>
       </w:ins>
-      <w:del w:id="118" w:author="Steve" w:date="2026-06-15T17:02:00Z">
+      <w:del w:id="163" w:author="Steve" w:date="2026-06-15T17:02:00Z">
         <w:r>
           <w:rPr>
             <w:b w:val="0"/>
@@ -3217,7 +3475,7 @@
         </w:rPr>
         <w:t xml:space="preserve">ers </w:t>
       </w:r>
-      <w:del w:id="119" w:author="Steve" w:date="2026-06-15T17:02:00Z">
+      <w:del w:id="164" w:author="Steve" w:date="2026-06-15T17:02:00Z">
         <w:r>
           <w:rPr>
             <w:b w:val="0"/>
@@ -3261,7 +3519,7 @@
         </w:rPr>
         <w:t xml:space="preserve"> </w:t>
       </w:r>
-      <w:ins w:id="120" w:author="Steve" w:date="2026-06-15T17:02:00Z">
+      <w:ins w:id="165" w:author="Steve" w:date="2026-06-15T17:02:00Z">
         <w:r>
           <w:rPr>
             <w:b w:val="0"/>
@@ -3270,7 +3528,7 @@
           <w:t xml:space="preserve">often did not want </w:t>
         </w:r>
       </w:ins>
-      <w:del w:id="121" w:author="Steve" w:date="2026-06-15T17:02:00Z">
+      <w:del w:id="166" w:author="Steve" w:date="2026-06-15T17:02:00Z">
         <w:r>
           <w:rPr>
             <w:b w:val="0"/>
@@ -3307,7 +3565,7 @@
         </w:rPr>
         <w:t xml:space="preserve"> </w:t>
       </w:r>
-      <w:ins w:id="122" w:author="Steve" w:date="2026-06-15T17:02:00Z">
+      <w:ins w:id="167" w:author="Steve" w:date="2026-06-15T17:02:00Z">
         <w:r>
           <w:rPr>
             <w:b w:val="0"/>
@@ -3323,7 +3581,7 @@
         </w:rPr>
         <w:t xml:space="preserve">shoes to </w:t>
       </w:r>
-      <w:ins w:id="123" w:author="Steve" w:date="2026-06-15T17:02:00Z">
+      <w:ins w:id="168" w:author="Steve" w:date="2026-06-15T17:02:00Z">
         <w:r>
           <w:rPr>
             <w:b w:val="0"/>
@@ -3332,7 +3590,7 @@
           <w:t xml:space="preserve">reach the </w:t>
         </w:r>
       </w:ins>
-      <w:del w:id="124" w:author="Steve" w:date="2026-06-15T17:02:00Z">
+      <w:del w:id="169" w:author="Steve" w:date="2026-06-15T17:02:00Z">
         <w:r>
           <w:rPr>
             <w:b w:val="0"/>
@@ -3355,7 +3613,7 @@
         </w:rPr>
         <w:t xml:space="preserve">ankle and foot points. </w:t>
       </w:r>
-      <w:ins w:id="125" w:author="Steve" w:date="2026-06-15T17:03:00Z">
+      <w:ins w:id="170" w:author="Steve" w:date="2026-06-15T17:03:00Z">
         <w:r>
           <w:rPr>
             <w:b w:val="0"/>
@@ -3364,7 +3622,7 @@
           <w:t xml:space="preserve">We substituted easier to reach points </w:t>
         </w:r>
       </w:ins>
-      <w:del w:id="126" w:author="Steve" w:date="2026-06-15T17:03:00Z">
+      <w:del w:id="171" w:author="Steve" w:date="2026-06-15T17:03:00Z">
         <w:r>
           <w:rPr>
             <w:b w:val="0"/>
@@ -3394,13 +3652,33 @@
           <w:delText xml:space="preserve"> better to stimulate</w:delText>
         </w:r>
       </w:del>
-      <w:ins w:id="127" w:author="Steve" w:date="2026-06-15T17:03:00Z">
+      <w:ins w:id="172" w:author="Steve" w:date="2026-06-15T17:03:00Z">
+        <w:del w:id="173" w:author="Steven Schram" w:date="2026-06-15T18:23:00Z">
+          <w:r>
+            <w:rPr>
+              <w:b w:val="0"/>
+              <w:bCs w:val="0"/>
+            </w:rPr>
+            <w:delText>o</w:delText>
+          </w:r>
+        </w:del>
+      </w:ins>
+      <w:del w:id="174" w:author="Steven Schram" w:date="2026-06-15T18:27:00Z">
         <w:r>
           <w:rPr>
             <w:b w:val="0"/>
             <w:bCs w:val="0"/>
           </w:rPr>
-          <w:t>o</w:t>
+          <w:delText xml:space="preserve"> </w:delText>
+        </w:r>
+      </w:del>
+      <w:ins w:id="175" w:author="Steve" w:date="2026-06-15T17:03:00Z">
+        <w:r>
+          <w:rPr>
+            <w:b w:val="0"/>
+            <w:bCs w:val="0"/>
+          </w:rPr>
+          <w:t xml:space="preserve">on </w:t>
         </w:r>
       </w:ins>
       <w:r>
@@ -3408,15 +3686,15 @@
           <w:b w:val="0"/>
           <w:bCs w:val="0"/>
         </w:rPr>
-        <w:t xml:space="preserve"> </w:t>
-      </w:r>
-      <w:ins w:id="128" w:author="Steve" w:date="2026-06-15T17:03:00Z">
+        <w:t xml:space="preserve">the </w:t>
+      </w:r>
+      <w:ins w:id="176" w:author="Steve" w:date="2026-06-15T17:03:00Z">
         <w:r>
           <w:rPr>
             <w:b w:val="0"/>
             <w:bCs w:val="0"/>
           </w:rPr>
-          <w:t xml:space="preserve">on </w:t>
+          <w:t xml:space="preserve">same </w:t>
         </w:r>
       </w:ins>
       <w:r>
@@ -3424,117 +3702,128 @@
           <w:b w:val="0"/>
           <w:bCs w:val="0"/>
         </w:rPr>
-        <w:t xml:space="preserve">the </w:t>
-      </w:r>
-      <w:ins w:id="129" w:author="Steve" w:date="2026-06-15T17:03:00Z">
+        <w:t xml:space="preserve">channel </w:t>
+      </w:r>
+      <w:ins w:id="177" w:author="Steve" w:date="2026-06-15T17:04:00Z">
         <w:r>
           <w:rPr>
             <w:b w:val="0"/>
             <w:bCs w:val="0"/>
           </w:rPr>
-          <w:t xml:space="preserve">same </w:t>
-        </w:r>
-      </w:ins>
+          <w:t>thinking</w:t>
+        </w:r>
+      </w:ins>
+      <w:ins w:id="178" w:author="Steven Schram" w:date="2026-06-15T18:27:00Z">
+        <w:r>
+          <w:rPr>
+            <w:b w:val="0"/>
+            <w:bCs w:val="0"/>
+          </w:rPr>
+          <w:t xml:space="preserve"> that</w:t>
+        </w:r>
+      </w:ins>
+      <w:ins w:id="179" w:author="Steve" w:date="2026-06-15T17:04:00Z">
+        <w:r>
+          <w:rPr>
+            <w:b w:val="0"/>
+            <w:bCs w:val="0"/>
+          </w:rPr>
+          <w:t xml:space="preserve"> it would be better </w:t>
+        </w:r>
+      </w:ins>
+      <w:del w:id="180" w:author="Steve" w:date="2026-06-15T17:04:00Z">
+        <w:r>
+          <w:rPr>
+            <w:b w:val="0"/>
+            <w:bCs w:val="0"/>
+          </w:rPr>
+          <w:delText>with a</w:delText>
+        </w:r>
+        <w:r>
+          <w:rPr>
+            <w:b w:val="0"/>
+            <w:bCs w:val="0"/>
+          </w:rPr>
+          <w:delText xml:space="preserve"> </w:delText>
+        </w:r>
+        <w:r>
+          <w:rPr>
+            <w:b w:val="0"/>
+            <w:bCs w:val="0"/>
+          </w:rPr>
+          <w:delText xml:space="preserve">“non-ideal” </w:delText>
+        </w:r>
+        <w:r>
+          <w:rPr>
+            <w:b w:val="0"/>
+            <w:bCs w:val="0"/>
+          </w:rPr>
+          <w:delText xml:space="preserve">yet accessible </w:delText>
+        </w:r>
+        <w:r>
+          <w:rPr>
+            <w:b w:val="0"/>
+            <w:bCs w:val="0"/>
+          </w:rPr>
+          <w:delText xml:space="preserve">point </w:delText>
+        </w:r>
+        <w:r>
+          <w:rPr>
+            <w:b w:val="0"/>
+            <w:bCs w:val="0"/>
+          </w:rPr>
+          <w:delText xml:space="preserve">rather </w:delText>
+        </w:r>
+      </w:del>
       <w:r>
         <w:rPr>
           <w:b w:val="0"/>
           <w:bCs w:val="0"/>
         </w:rPr>
-        <w:t xml:space="preserve">channel </w:t>
-      </w:r>
-      <w:ins w:id="130" w:author="Steve" w:date="2026-06-15T17:04:00Z">
+        <w:t>than skip</w:t>
+      </w:r>
+      <w:ins w:id="181" w:author="Steve" w:date="2026-06-15T17:05:00Z">
         <w:r>
           <w:rPr>
             <w:b w:val="0"/>
             <w:bCs w:val="0"/>
           </w:rPr>
-          <w:t xml:space="preserve">thinking it would be better </w:t>
-        </w:r>
-      </w:ins>
-      <w:del w:id="131" w:author="Steve" w:date="2026-06-15T17:04:00Z">
+          <w:t>ping</w:t>
+        </w:r>
+        <w:del w:id="182" w:author="Steven Schram" w:date="2026-06-15T18:35:00Z">
+          <w:r>
+            <w:rPr>
+              <w:b w:val="0"/>
+              <w:bCs w:val="0"/>
+            </w:rPr>
+            <w:delText xml:space="preserve"> </w:delText>
+          </w:r>
+        </w:del>
+      </w:ins>
+      <w:r>
+        <w:rPr>
+          <w:b w:val="0"/>
+          <w:bCs w:val="0"/>
+        </w:rPr>
+        <w:t xml:space="preserve"> </w:t>
+      </w:r>
+      <w:r>
+        <w:rPr>
+          <w:b w:val="0"/>
+          <w:bCs w:val="0"/>
+        </w:rPr>
+        <w:t>th</w:t>
+      </w:r>
+      <w:ins w:id="183" w:author="Steve" w:date="2026-06-15T17:05:00Z">
         <w:r>
           <w:rPr>
             <w:b w:val="0"/>
             <w:bCs w:val="0"/>
           </w:rPr>
-          <w:delText>with a</w:delText>
-        </w:r>
-        <w:r>
-          <w:rPr>
-            <w:b w:val="0"/>
-            <w:bCs w:val="0"/>
-          </w:rPr>
-          <w:delText xml:space="preserve"> </w:delText>
-        </w:r>
-        <w:r>
-          <w:rPr>
-            <w:b w:val="0"/>
-            <w:bCs w:val="0"/>
-          </w:rPr>
-          <w:delText xml:space="preserve">“non-ideal” </w:delText>
-        </w:r>
-        <w:r>
-          <w:rPr>
-            <w:b w:val="0"/>
-            <w:bCs w:val="0"/>
-          </w:rPr>
-          <w:delText xml:space="preserve">yet accessible </w:delText>
-        </w:r>
-        <w:r>
-          <w:rPr>
-            <w:b w:val="0"/>
-            <w:bCs w:val="0"/>
-          </w:rPr>
-          <w:delText xml:space="preserve">point </w:delText>
-        </w:r>
-        <w:r>
-          <w:rPr>
-            <w:b w:val="0"/>
-            <w:bCs w:val="0"/>
-          </w:rPr>
-          <w:delText xml:space="preserve">rather </w:delText>
-        </w:r>
-      </w:del>
-      <w:r>
-        <w:rPr>
-          <w:b w:val="0"/>
-          <w:bCs w:val="0"/>
-        </w:rPr>
-        <w:t>than skip</w:t>
-      </w:r>
-      <w:ins w:id="132" w:author="Steve" w:date="2026-06-15T17:05:00Z">
-        <w:r>
-          <w:rPr>
-            <w:b w:val="0"/>
-            <w:bCs w:val="0"/>
-          </w:rPr>
-          <w:t xml:space="preserve">ping </w:t>
-        </w:r>
-      </w:ins>
-      <w:r>
-        <w:rPr>
-          <w:b w:val="0"/>
-          <w:bCs w:val="0"/>
-        </w:rPr>
-        <w:t xml:space="preserve"> </w:t>
-      </w:r>
-      <w:r>
-        <w:rPr>
-          <w:b w:val="0"/>
-          <w:bCs w:val="0"/>
-        </w:rPr>
-        <w:t>th</w:t>
-      </w:r>
-      <w:ins w:id="133" w:author="Steve" w:date="2026-06-15T17:05:00Z">
-        <w:r>
-          <w:rPr>
-            <w:b w:val="0"/>
-            <w:bCs w:val="0"/>
-          </w:rPr>
           <w:t>at time window</w:t>
         </w:r>
       </w:ins>
-      <w:del w:id="134" w:author="Steve" w:date="2026-06-15T17:05:00Z">
+      <w:del w:id="184" w:author="Steve" w:date="2026-06-15T17:05:00Z">
         <w:r>
           <w:rPr>
             <w:b w:val="0"/>
@@ -3575,7 +3864,7 @@
         </w:rPr>
         <w:t xml:space="preserve">For </w:t>
       </w:r>
-      <w:del w:id="135" w:author="Steve" w:date="2026-06-15T17:05:00Z">
+      <w:del w:id="185" w:author="Steve" w:date="2026-06-15T17:05:00Z">
         <w:r>
           <w:rPr>
             <w:b w:val="0"/>
@@ -3591,7 +3880,7 @@
         </w:rPr>
         <w:t>eas</w:t>
       </w:r>
-      <w:ins w:id="136" w:author="Steve" w:date="2026-06-15T17:05:00Z">
+      <w:ins w:id="186" w:author="Steve" w:date="2026-06-15T17:05:00Z">
         <w:r>
           <w:rPr>
             <w:b w:val="0"/>
@@ -3607,7 +3896,7 @@
         </w:rPr>
         <w:t>e</w:t>
       </w:r>
-      <w:ins w:id="137" w:author="Steve" w:date="2026-06-15T17:05:00Z">
+      <w:ins w:id="187" w:author="Steve" w:date="2026-06-15T17:05:00Z">
         <w:r>
           <w:rPr>
             <w:b w:val="0"/>
@@ -3623,7 +3912,7 @@
         </w:rPr>
         <w:t xml:space="preserve"> </w:t>
       </w:r>
-      <w:del w:id="138" w:author="Steve" w:date="2026-06-15T17:05:00Z">
+      <w:del w:id="188" w:author="Steve" w:date="2026-06-15T17:05:00Z">
         <w:r>
           <w:rPr>
             <w:b w:val="0"/>
@@ -3653,7 +3942,7 @@
         </w:rPr>
         <w:t xml:space="preserve">SP-10 </w:t>
       </w:r>
-      <w:del w:id="139" w:author="Steve" w:date="2026-06-15T17:05:00Z">
+      <w:del w:id="189" w:author="Steve" w:date="2026-06-15T17:05:00Z">
         <w:r>
           <w:rPr>
             <w:b w:val="0"/>
@@ -3667,14 +3956,23 @@
           <w:b w:val="0"/>
           <w:bCs w:val="0"/>
         </w:rPr>
-        <w:t xml:space="preserve">for SP-3, BL-2 </w:t>
-      </w:r>
-      <w:del w:id="140" w:author="Steve" w:date="2026-06-15T17:06:00Z">
+        <w:t>for SP-3, BL-2</w:t>
+      </w:r>
+      <w:del w:id="190" w:author="Steven Schram" w:date="2026-06-15T18:28:00Z">
         <w:r>
           <w:rPr>
             <w:b w:val="0"/>
             <w:bCs w:val="0"/>
           </w:rPr>
+          <w:delText xml:space="preserve"> </w:delText>
+        </w:r>
+      </w:del>
+      <w:del w:id="191" w:author="Steve" w:date="2026-06-15T17:06:00Z">
+        <w:r>
+          <w:rPr>
+            <w:b w:val="0"/>
+            <w:bCs w:val="0"/>
+          </w:rPr>
           <w:delText>(inner eyebrow)</w:delText>
         </w:r>
       </w:del>
@@ -3685,7 +3983,7 @@
         </w:rPr>
         <w:t xml:space="preserve"> for BL-66, GB-20 </w:t>
       </w:r>
-      <w:del w:id="141" w:author="Steve" w:date="2026-06-15T17:06:00Z">
+      <w:del w:id="192" w:author="Steve" w:date="2026-06-15T17:06:00Z">
         <w:r>
           <w:rPr>
             <w:b w:val="0"/>
@@ -3701,7 +3999,7 @@
         </w:rPr>
         <w:t xml:space="preserve">for GB-41, LIV-8 </w:t>
       </w:r>
-      <w:del w:id="142" w:author="Steve" w:date="2026-06-15T17:06:00Z">
+      <w:del w:id="193" w:author="Steve" w:date="2026-06-15T17:06:00Z">
         <w:r>
           <w:rPr>
             <w:b w:val="0"/>
@@ -3717,7 +4015,7 @@
         </w:rPr>
         <w:t xml:space="preserve">for LIV-1, and KI-27 </w:t>
       </w:r>
-      <w:del w:id="143" w:author="Steve" w:date="2026-06-15T17:06:00Z">
+      <w:del w:id="194" w:author="Steve" w:date="2026-06-15T17:06:00Z">
         <w:r>
           <w:rPr>
             <w:b w:val="0"/>
@@ -3726,60 +4024,85 @@
           <w:delText>(upper chest)</w:delText>
         </w:r>
       </w:del>
+      <w:del w:id="195" w:author="Steven Schram" w:date="2026-06-15T18:35:00Z">
+        <w:r>
+          <w:rPr>
+            <w:b w:val="0"/>
+            <w:bCs w:val="0"/>
+          </w:rPr>
+          <w:delText xml:space="preserve"> </w:delText>
+        </w:r>
+      </w:del>
       <w:r>
         <w:rPr>
           <w:b w:val="0"/>
           <w:bCs w:val="0"/>
         </w:rPr>
-        <w:t xml:space="preserve"> for KI-10. In TCM</w:t>
-      </w:r>
-      <w:del w:id="144" w:author="Steve" w:date="2026-06-15T17:06:00Z">
+        <w:t>for KI-10</w:t>
+      </w:r>
+      <w:ins w:id="196" w:author="Steven Schram" w:date="2026-06-15T18:29:00Z">
         <w:r>
           <w:rPr>
             <w:b w:val="0"/>
             <w:bCs w:val="0"/>
           </w:rPr>
-          <w:delText xml:space="preserve"> theory</w:delText>
-        </w:r>
-      </w:del>
+          <w:t xml:space="preserve"> (see Table 1)</w:t>
+        </w:r>
+      </w:ins>
       <w:r>
         <w:rPr>
           <w:b w:val="0"/>
           <w:bCs w:val="0"/>
         </w:rPr>
-        <w:t xml:space="preserve">, </w:t>
-      </w:r>
-      <w:ins w:id="145" w:author="Steve" w:date="2026-06-15T17:06:00Z">
+        <w:t>. In TCM</w:t>
+      </w:r>
+      <w:del w:id="197" w:author="Steve" w:date="2026-06-15T17:06:00Z">
         <w:r>
           <w:rPr>
             <w:b w:val="0"/>
             <w:bCs w:val="0"/>
           </w:rPr>
-          <w:t xml:space="preserve">stimulating </w:t>
-        </w:r>
-      </w:ins>
+          <w:delText xml:space="preserve"> theory</w:delText>
+        </w:r>
+      </w:del>
       <w:r>
         <w:rPr>
           <w:b w:val="0"/>
           <w:bCs w:val="0"/>
         </w:rPr>
-        <w:t xml:space="preserve">any point on a meridian can </w:t>
-      </w:r>
-      <w:ins w:id="146" w:author="Steve" w:date="2026-06-15T17:06:00Z">
+        <w:t xml:space="preserve">, </w:t>
+      </w:r>
+      <w:ins w:id="198" w:author="Steve" w:date="2026-06-15T17:06:00Z">
         <w:r>
           <w:rPr>
             <w:b w:val="0"/>
             <w:bCs w:val="0"/>
           </w:rPr>
-          <w:t>influence</w:t>
-        </w:r>
-      </w:ins>
-      <w:del w:id="147" w:author="Steve" w:date="2026-06-15T17:06:00Z">
+          <w:t xml:space="preserve">stimulating </w:t>
+        </w:r>
+      </w:ins>
+      <w:r>
+        <w:rPr>
+          <w:b w:val="0"/>
+          <w:bCs w:val="0"/>
+        </w:rPr>
+        <w:t xml:space="preserve">any point on a meridian can </w:t>
+      </w:r>
+      <w:ins w:id="199" w:author="Steve" w:date="2026-06-15T17:06:00Z">
         <w:r>
           <w:rPr>
             <w:b w:val="0"/>
             <w:bCs w:val="0"/>
           </w:rPr>
+          <w:t>influence</w:t>
+        </w:r>
+      </w:ins>
+      <w:del w:id="200" w:author="Steve" w:date="2026-06-15T17:06:00Z">
+        <w:r>
+          <w:rPr>
+            <w:b w:val="0"/>
+            <w:bCs w:val="0"/>
+          </w:rPr>
           <w:delText>affect</w:delText>
         </w:r>
       </w:del>
@@ -3790,7 +4113,7 @@
         </w:rPr>
         <w:t xml:space="preserve"> the </w:t>
       </w:r>
-      <w:ins w:id="148" w:author="Steve" w:date="2026-06-15T17:06:00Z">
+      <w:ins w:id="201" w:author="Steve" w:date="2026-06-15T17:06:00Z">
         <w:r>
           <w:rPr>
             <w:b w:val="0"/>
@@ -3799,16 +4122,25 @@
           <w:t xml:space="preserve">whole channel </w:t>
         </w:r>
       </w:ins>
-      <w:ins w:id="149" w:author="Steve" w:date="2026-06-15T17:07:00Z">
+      <w:ins w:id="202" w:author="Steve" w:date="2026-06-15T17:07:00Z">
+        <w:del w:id="203" w:author="Steven Schram" w:date="2026-06-15T18:30:00Z">
+          <w:r>
+            <w:rPr>
+              <w:b w:val="0"/>
+              <w:bCs w:val="0"/>
+            </w:rPr>
+            <w:delText xml:space="preserve"> </w:delText>
+          </w:r>
+        </w:del>
         <w:r>
           <w:rPr>
             <w:b w:val="0"/>
             <w:bCs w:val="0"/>
           </w:rPr>
-          <w:t xml:space="preserve"> so these swaps keep the same </w:t>
-        </w:r>
-      </w:ins>
-      <w:del w:id="150" w:author="Steve" w:date="2026-06-15T17:07:00Z">
+          <w:t xml:space="preserve">so these swaps keep the same </w:t>
+        </w:r>
+      </w:ins>
+      <w:del w:id="204" w:author="Steve" w:date="2026-06-15T17:07:00Z">
         <w:r>
           <w:rPr>
             <w:b w:val="0"/>
@@ -3838,7 +4170,7 @@
         </w:rPr>
         <w:t xml:space="preserve">meridian </w:t>
       </w:r>
-      <w:ins w:id="151" w:author="Steve" w:date="2026-06-15T17:07:00Z">
+      <w:ins w:id="205" w:author="Steve" w:date="2026-06-15T17:07:00Z">
         <w:r>
           <w:rPr>
             <w:b w:val="0"/>
@@ -3847,7 +4179,7 @@
           <w:t>timing while improving access</w:t>
         </w:r>
       </w:ins>
-      <w:del w:id="152" w:author="Steve" w:date="2026-06-15T17:07:00Z">
+      <w:del w:id="206" w:author="Steve" w:date="2026-06-15T17:07:00Z">
         <w:r>
           <w:rPr>
             <w:b w:val="0"/>
@@ -3885,23 +4217,23 @@
       <w:pPr>
         <w:divId w:val="1808039875"/>
         <w:rPr>
-          <w:ins w:id="153" w:author="Steve" w:date="2026-06-15T17:09:00Z"/>
+          <w:ins w:id="207" w:author="Steve" w:date="2026-06-15T17:09:00Z"/>
         </w:rPr>
       </w:pPr>
       <w:r>
         <w:t xml:space="preserve">On your iPhone, </w:t>
       </w:r>
-      <w:ins w:id="154" w:author="Steve" w:date="2026-06-15T17:07:00Z">
+      <w:ins w:id="208" w:author="Steve" w:date="2026-06-15T17:07:00Z">
         <w:r>
           <w:t xml:space="preserve">get the </w:t>
         </w:r>
       </w:ins>
-      <w:ins w:id="155" w:author="Steve" w:date="2026-06-15T17:08:00Z">
+      <w:ins w:id="209" w:author="Steve" w:date="2026-06-15T17:08:00Z">
         <w:r>
           <w:t>app</w:t>
         </w:r>
       </w:ins>
-      <w:del w:id="156" w:author="Steve" w:date="2026-06-15T17:08:00Z">
+      <w:del w:id="210" w:author="Steve" w:date="2026-06-15T17:08:00Z">
         <w:r>
           <w:delText>g</w:delText>
         </w:r>
@@ -3909,12 +4241,17 @@
           <w:delText xml:space="preserve">o </w:delText>
         </w:r>
       </w:del>
-      <w:ins w:id="157" w:author="Steve" w:date="2026-06-15T17:08:00Z">
+      <w:ins w:id="211" w:author="Steven Schram" w:date="2026-06-15T18:36:00Z">
+        <w:r>
+          <w:t xml:space="preserve"> </w:t>
+        </w:r>
+      </w:ins>
+      <w:ins w:id="212" w:author="Steve" w:date="2026-06-15T17:08:00Z">
         <w:r>
           <w:t xml:space="preserve">at </w:t>
         </w:r>
       </w:ins>
-      <w:del w:id="158" w:author="Steve" w:date="2026-06-15T17:08:00Z">
+      <w:del w:id="213" w:author="Steve" w:date="2026-06-15T17:08:00Z">
         <w:r>
           <w:delText>here</w:delText>
         </w:r>
@@ -3922,15 +4259,60 @@
       <w:r>
         <w:t xml:space="preserve"> </w:t>
       </w:r>
-      <w:hyperlink r:id="rId7" w:anchor="download" w:history="1">
+      <w:ins w:id="214" w:author="Steven Schram" w:date="2026-06-15T18:46:00Z">
         <w:r>
           <w:rPr>
             <w:rStyle w:val="Hyperlink"/>
           </w:rPr>
-          <w:t>https://jetlagpro.com/#download</w:t>
-        </w:r>
-      </w:hyperlink>
-      <w:del w:id="159" w:author="Steve" w:date="2026-06-15T17:08:00Z">
+          <w:fldChar w:fldCharType="begin"/>
+        </w:r>
+        <w:r>
+          <w:rPr>
+            <w:rStyle w:val="Hyperlink"/>
+          </w:rPr>
+          <w:instrText xml:space="preserve"> HYPERLINK "</w:instrText>
+        </w:r>
+      </w:ins>
+      <w:r>
+        <w:rPr>
+          <w:rStyle w:val="Hyperlink"/>
+          <w:rPrChange w:id="215" w:author="Steven Schram" w:date="2026-06-15T18:46:00Z">
+            <w:rPr>
+              <w:rStyle w:val="Hyperlink"/>
+            </w:rPr>
+          </w:rPrChange>
+        </w:rPr>
+        <w:instrText>https://jetlagpro.com/#download</w:instrText>
+      </w:r>
+      <w:ins w:id="216" w:author="Steven Schram" w:date="2026-06-15T18:46:00Z">
+        <w:r>
+          <w:rPr>
+            <w:rStyle w:val="Hyperlink"/>
+          </w:rPr>
+          <w:instrText xml:space="preserve">" </w:instrText>
+        </w:r>
+        <w:r>
+          <w:rPr>
+            <w:rStyle w:val="Hyperlink"/>
+          </w:rPr>
+          <w:fldChar w:fldCharType="separate"/>
+        </w:r>
+      </w:ins>
+      <w:r>
+        <w:rPr>
+          <w:rStyle w:val="Hyperlink"/>
+        </w:rPr>
+        <w:t>https://jetlagpro.com/#download</w:t>
+      </w:r>
+      <w:ins w:id="217" w:author="Steven Schram" w:date="2026-06-15T18:46:00Z">
+        <w:r>
+          <w:rPr>
+            <w:rStyle w:val="Hyperlink"/>
+          </w:rPr>
+          <w:fldChar w:fldCharType="end"/>
+        </w:r>
+      </w:ins>
+      <w:del w:id="218" w:author="Steve" w:date="2026-06-15T17:08:00Z">
         <w:r>
           <w:delText xml:space="preserve"> </w:delText>
         </w:r>
@@ -3941,12 +4323,17 @@
       <w:r>
         <w:t xml:space="preserve">. </w:t>
       </w:r>
-      <w:ins w:id="160" w:author="Steve" w:date="2026-06-15T17:08:00Z">
+      <w:ins w:id="219" w:author="Steve" w:date="2026-06-15T17:08:00Z">
         <w:r>
           <w:t>The website has step-by-step</w:t>
         </w:r>
       </w:ins>
-      <w:del w:id="161" w:author="Steve" w:date="2026-06-15T17:08:00Z">
+      <w:ins w:id="220" w:author="Steven Schram" w:date="2026-06-15T18:36:00Z">
+        <w:r>
+          <w:t xml:space="preserve"> </w:t>
+        </w:r>
+      </w:ins>
+      <w:del w:id="221" w:author="Steve" w:date="2026-06-15T17:08:00Z">
         <w:r>
           <w:delText xml:space="preserve">Detailed </w:delText>
         </w:r>
@@ -3954,14 +4341,31 @@
       <w:r>
         <w:t>instructions</w:t>
       </w:r>
-      <w:ins w:id="162" w:author="Steve" w:date="2026-06-15T17:08:00Z">
-        <w:r>
-          <w:t xml:space="preserve">. </w:t>
-        </w:r>
-      </w:ins>
-      <w:del w:id="163" w:author="Steve" w:date="2026-06-15T17:08:00Z">
-        <w:r>
-          <w:delText xml:space="preserve"> are provided on the website</w:delText>
+      <w:ins w:id="222" w:author="Steven Schram" w:date="2026-06-15T18:54:00Z">
+        <w:r>
+          <w:t>.</w:t>
+        </w:r>
+      </w:ins>
+      <w:ins w:id="223" w:author="Steven Schram" w:date="2026-06-15T18:58:00Z">
+        <w:r>
+          <w:t xml:space="preserve"> </w:t>
+        </w:r>
+      </w:ins>
+      <w:ins w:id="224" w:author="Steve" w:date="2026-06-15T17:08:00Z">
+        <w:del w:id="225" w:author="Steven Schram" w:date="2026-06-15T18:47:00Z">
+          <w:r>
+            <w:delText xml:space="preserve">. </w:delText>
+          </w:r>
+        </w:del>
+      </w:ins>
+      <w:del w:id="226" w:author="Steven Schram" w:date="2026-06-15T18:54:00Z">
+        <w:r>
+          <w:delText xml:space="preserve"> </w:delText>
+        </w:r>
+      </w:del>
+      <w:del w:id="227" w:author="Steve" w:date="2026-06-15T17:08:00Z">
+        <w:r>
+          <w:delText>are provided on the website</w:delText>
         </w:r>
       </w:del>
       <w:r>
@@ -3994,7 +4398,7 @@
                     </pic:cNvPicPr>
                   </pic:nvPicPr>
                   <pic:blipFill>
-                    <a:blip r:embed="rId8">
+                    <a:blip r:embed="rId7">
                       <a:extLst>
                         <a:ext uri="{28A0092B-C50C-407E-A947-70E740481C1C}">
                           <a14:useLocalDpi xmlns:a14="http://schemas.microsoft.com/office/drawing/2010/main" val="0"/>
@@ -4037,12 +4441,12 @@
       <w:r>
         <w:t>Th</w:t>
       </w:r>
-      <w:ins w:id="164" w:author="Steve" w:date="2026-06-15T17:08:00Z">
+      <w:ins w:id="228" w:author="Steve" w:date="2026-06-15T17:08:00Z">
         <w:r>
           <w:t>e</w:t>
         </w:r>
       </w:ins>
-      <w:del w:id="165" w:author="Steve" w:date="2026-06-15T17:08:00Z">
+      <w:del w:id="229" w:author="Steve" w:date="2026-06-15T17:08:00Z">
         <w:r>
           <w:delText>is</w:delText>
         </w:r>
@@ -4050,13 +4454,21 @@
       <w:r>
         <w:t xml:space="preserve"> </w:t>
       </w:r>
-      <w:del w:id="166" w:author="Steve" w:date="2026-06-15T17:09:00Z">
+      <w:del w:id="230" w:author="Steve" w:date="2026-06-15T17:09:00Z">
         <w:r>
           <w:delText xml:space="preserve">research </w:delText>
         </w:r>
       </w:del>
       <w:r>
-        <w:t xml:space="preserve">app is entirely free with no </w:t>
+        <w:t xml:space="preserve">app is </w:t>
+      </w:r>
+      <w:del w:id="231" w:author="Steven Schram" w:date="2026-06-15T18:59:00Z">
+        <w:r>
+          <w:delText xml:space="preserve">entirely </w:delText>
+        </w:r>
+      </w:del>
+      <w:r>
+        <w:t xml:space="preserve">free with no </w:t>
       </w:r>
       <w:r>
         <w:t xml:space="preserve">add-ons, upgrades or </w:t>
@@ -4064,12 +4476,12 @@
       <w:r>
         <w:t>ad</w:t>
       </w:r>
-      <w:ins w:id="167" w:author="Steve" w:date="2026-06-15T17:09:00Z">
+      <w:ins w:id="232" w:author="Steve" w:date="2026-06-15T17:09:00Z">
         <w:r>
           <w:t>s</w:t>
         </w:r>
       </w:ins>
-      <w:del w:id="168" w:author="Steve" w:date="2026-06-15T17:09:00Z">
+      <w:del w:id="233" w:author="Steve" w:date="2026-06-15T17:09:00Z">
         <w:r>
           <w:delText>vertisements</w:delText>
         </w:r>
@@ -4077,12 +4489,9 @@
       <w:r>
         <w:t>.</w:t>
       </w:r>
-      <w:ins w:id="169" w:author="Steve" w:date="2026-06-15T17:09:00Z">
-        <w:r>
-          <w:t xml:space="preserve"> </w:t>
-        </w:r>
-        <w:r>
-          <w:t xml:space="preserve">After install, follow the in-app directions for timing and instructions. If you have questions, email us </w:t>
+      <w:ins w:id="234" w:author="Steve" w:date="2026-06-15T17:09:00Z">
+        <w:r>
+          <w:t xml:space="preserve"> After install, follow the in-app directions for timing and instructions. If you have questions, email us </w:t>
         </w:r>
         <w:r>
           <w:fldChar w:fldCharType="begin"/>
@@ -4114,7 +4523,7 @@
       <w:pPr>
         <w:divId w:val="1808039875"/>
       </w:pPr>
-      <w:del w:id="170" w:author="Steve" w:date="2026-06-15T17:09:00Z">
+      <w:del w:id="235" w:author="Steve" w:date="2026-06-15T17:09:00Z">
         <w:r>
           <w:delText xml:space="preserve"> </w:delText>
         </w:r>
@@ -4124,10 +4533,10 @@
       <w:pPr>
         <w:divId w:val="1808039875"/>
         <w:rPr>
-          <w:ins w:id="171" w:author="Steve" w:date="2026-06-15T17:09:00Z"/>
-        </w:rPr>
-      </w:pPr>
-      <w:ins w:id="172" w:author="Steve" w:date="2026-06-15T17:09:00Z">
+          <w:ins w:id="236" w:author="Steve" w:date="2026-06-15T17:09:00Z"/>
+        </w:rPr>
+      </w:pPr>
+      <w:ins w:id="237" w:author="Steve" w:date="2026-06-15T17:09:00Z">
         <w:r>
           <w:rPr>
             <w:b/>
@@ -4164,7 +4573,7 @@
       <w:pPr>
         <w:divId w:val="1808039875"/>
         <w:rPr>
-          <w:del w:id="173" w:author="Steve" w:date="2026-06-15T17:09:00Z"/>
+          <w:del w:id="238" w:author="Steve" w:date="2026-06-15T17:09:00Z"/>
         </w:rPr>
       </w:pPr>
     </w:p>
@@ -4172,10 +4581,10 @@
       <w:pPr>
         <w:divId w:val="1808039875"/>
         <w:rPr>
-          <w:del w:id="174" w:author="Steve" w:date="2026-06-15T17:09:00Z"/>
-        </w:rPr>
-      </w:pPr>
-      <w:del w:id="175" w:author="Steve" w:date="2026-06-15T17:09:00Z">
+          <w:del w:id="239" w:author="Steve" w:date="2026-06-15T17:09:00Z"/>
+        </w:rPr>
+      </w:pPr>
+      <w:del w:id="240" w:author="Steve" w:date="2026-06-15T17:09:00Z">
         <w:r>
           <w:delText xml:space="preserve">Once you have the app installed, follow the simple directions </w:delText>
         </w:r>
@@ -4266,7 +4675,7 @@
                     <pic:cNvPicPr/>
                   </pic:nvPicPr>
                   <pic:blipFill>
-                    <a:blip r:embed="rId9" cstate="print">
+                    <a:blip r:embed="rId8" cstate="print">
                       <a:extLst>
                         <a:ext uri="{28A0092B-C50C-407E-A947-70E740481C1C}">
                           <a14:useLocalDpi xmlns:a14="http://schemas.microsoft.com/office/drawing/2010/main" val="0"/>
@@ -4354,12 +4763,12 @@
       <w:r>
         <w:t xml:space="preserve">atch) until </w:t>
       </w:r>
-      <w:del w:id="176" w:author="Steve" w:date="2026-06-15T17:10:00Z">
+      <w:del w:id="241" w:author="Steve" w:date="2026-06-15T17:10:00Z">
         <w:r>
           <w:delText>clicked</w:delText>
         </w:r>
       </w:del>
-      <w:ins w:id="177" w:author="Steve" w:date="2026-06-15T17:10:00Z">
+      <w:ins w:id="242" w:author="Steve" w:date="2026-06-15T17:10:00Z">
         <w:r>
           <w:t>tapped</w:t>
         </w:r>
@@ -4367,12 +4776,12 @@
       <w:r>
         <w:t xml:space="preserve">. When </w:t>
       </w:r>
-      <w:ins w:id="178" w:author="Steve" w:date="2026-06-15T17:10:00Z">
+      <w:ins w:id="243" w:author="Steve" w:date="2026-06-15T17:10:00Z">
         <w:r>
           <w:t>tapped</w:t>
         </w:r>
       </w:ins>
-      <w:del w:id="179" w:author="Steve" w:date="2026-06-15T17:10:00Z">
+      <w:del w:id="244" w:author="Steve" w:date="2026-06-15T17:10:00Z">
         <w:r>
           <w:delText>clicked</w:delText>
         </w:r>
@@ -4422,7 +4831,7 @@
                     <pic:cNvPicPr/>
                   </pic:nvPicPr>
                   <pic:blipFill>
-                    <a:blip r:embed="rId10" cstate="print">
+                    <a:blip r:embed="rId9" cstate="print">
                       <a:extLst>
                         <a:ext uri="{28A0092B-C50C-407E-A947-70E740481C1C}">
                           <a14:useLocalDpi xmlns:a14="http://schemas.microsoft.com/office/drawing/2010/main" val="0"/>
@@ -4477,62 +4886,67 @@
     <w:p>
       <w:pPr>
         <w:divId w:val="1808039875"/>
-      </w:pPr>
-      <w:r>
-        <w:lastRenderedPageBreak/>
-        <w:t xml:space="preserve">After the trip ends, the app </w:t>
-      </w:r>
-      <w:r>
-        <w:t>saves</w:t>
-      </w:r>
-      <w:r>
-        <w:t xml:space="preserve"> </w:t>
-      </w:r>
-      <w:r>
-        <w:t xml:space="preserve">point stimulation </w:t>
-      </w:r>
-      <w:r>
-        <w:t xml:space="preserve">data </w:t>
-      </w:r>
-      <w:r>
-        <w:t>along with</w:t>
-      </w:r>
-      <w:r>
-        <w:t xml:space="preserve"> origin and </w:t>
-      </w:r>
-      <w:r>
-        <w:t>arrival time</w:t>
-      </w:r>
-      <w:r>
-        <w:t xml:space="preserve"> </w:t>
-      </w:r>
-      <w:r>
-        <w:t>zone</w:t>
-      </w:r>
-      <w:r>
-        <w:t>s</w:t>
-      </w:r>
-      <w:r>
-        <w:t xml:space="preserve"> to a central database</w:t>
-      </w:r>
-      <w:r>
-        <w:t xml:space="preserve">. </w:t>
-      </w:r>
-      <w:r>
-        <w:t>Then</w:t>
-      </w:r>
-      <w:r>
-        <w:t xml:space="preserve"> a survey reminder </w:t>
-      </w:r>
-      <w:r>
-        <w:t>is schedul</w:t>
-      </w:r>
-      <w:r>
-        <w:t>ed</w:t>
-      </w:r>
-      <w:r>
-        <w:t xml:space="preserve"> for 2 days later. This survey is a streamlined assessment based on the Liverpool Jet Lag Questionnaire's core symptom domains.</w:t>
-      </w:r>
+        <w:rPr>
+          <w:del w:id="245" w:author="Steven Schram" w:date="2026-06-15T18:37:00Z"/>
+        </w:rPr>
+      </w:pPr>
+      <w:del w:id="246" w:author="Steven Schram" w:date="2026-06-15T18:37:00Z">
+        <w:r>
+          <w:lastRenderedPageBreak/>
+          <w:delText xml:space="preserve">After the trip ends, the app </w:delText>
+        </w:r>
+        <w:r>
+          <w:delText>saves</w:delText>
+        </w:r>
+        <w:r>
+          <w:delText xml:space="preserve"> </w:delText>
+        </w:r>
+        <w:r>
+          <w:delText xml:space="preserve">point stimulation </w:delText>
+        </w:r>
+        <w:r>
+          <w:delText xml:space="preserve">data </w:delText>
+        </w:r>
+        <w:r>
+          <w:delText>along with</w:delText>
+        </w:r>
+        <w:r>
+          <w:delText xml:space="preserve"> origin and </w:delText>
+        </w:r>
+        <w:r>
+          <w:delText>arrival time</w:delText>
+        </w:r>
+        <w:r>
+          <w:delText xml:space="preserve"> </w:delText>
+        </w:r>
+        <w:r>
+          <w:delText>zone</w:delText>
+        </w:r>
+        <w:r>
+          <w:delText>s</w:delText>
+        </w:r>
+        <w:r>
+          <w:delText xml:space="preserve"> to a central database</w:delText>
+        </w:r>
+        <w:r>
+          <w:delText xml:space="preserve">. </w:delText>
+        </w:r>
+        <w:r>
+          <w:delText>Then</w:delText>
+        </w:r>
+        <w:r>
+          <w:delText xml:space="preserve"> a survey reminder </w:delText>
+        </w:r>
+        <w:r>
+          <w:delText>is schedul</w:delText>
+        </w:r>
+        <w:r>
+          <w:delText>ed</w:delText>
+        </w:r>
+        <w:r>
+          <w:delText xml:space="preserve"> for 2 days later. This survey is a streamlined assessment based on the Liverpool Jet Lag Questionnaire's core symptom domains.</w:delText>
+        </w:r>
+      </w:del>
     </w:p>
     <w:p>
       <w:pPr>
@@ -4543,8 +4957,8 @@
           <w:color w:val="000000" w:themeColor="text1"/>
         </w:rPr>
       </w:pPr>
-      <w:bookmarkStart w:id="180" w:name="OLE_LINK1"/>
-      <w:bookmarkStart w:id="181" w:name="OLE_LINK2"/>
+      <w:bookmarkStart w:id="247" w:name="OLE_LINK1"/>
+      <w:bookmarkStart w:id="248" w:name="OLE_LINK2"/>
       <w:r>
         <w:rPr>
           <w:rFonts w:eastAsia="Times New Roman"/>
@@ -4560,31 +4974,25 @@
       <w:r>
         <w:t xml:space="preserve">Our </w:t>
       </w:r>
-      <w:del w:id="182" w:author="Steve" w:date="2026-06-15T17:10:00Z">
+      <w:del w:id="249" w:author="Steve" w:date="2026-06-15T17:10:00Z">
         <w:r>
           <w:delText xml:space="preserve">primary </w:delText>
         </w:r>
       </w:del>
-      <w:ins w:id="183" w:author="Steve" w:date="2026-06-15T17:10:00Z">
-        <w:r>
-          <w:t>main</w:t>
-        </w:r>
-        <w:r>
-          <w:t xml:space="preserve"> </w:t>
+      <w:ins w:id="250" w:author="Steve" w:date="2026-06-15T17:10:00Z">
+        <w:r>
+          <w:t xml:space="preserve">main </w:t>
         </w:r>
       </w:ins>
       <w:r>
         <w:t>question</w:t>
       </w:r>
-      <w:ins w:id="184" w:author="Steve" w:date="2026-06-15T17:11:00Z">
-        <w:r>
-          <w:t xml:space="preserve">: </w:t>
-        </w:r>
-        <w:r>
-          <w:t>Is greater use of the scheduled acupressure points associated with lower reported jet lag symptoms in real travelers</w:t>
-        </w:r>
-      </w:ins>
-      <w:del w:id="185" w:author="Steve" w:date="2026-06-15T17:11:00Z">
+      <w:ins w:id="251" w:author="Steve" w:date="2026-06-15T17:11:00Z">
+        <w:r>
+          <w:t>: Is greater use of the scheduled acupressure points associated with lower reported jet lag symptoms in real travelers</w:t>
+        </w:r>
+      </w:ins>
+      <w:del w:id="252" w:author="Steve" w:date="2026-06-15T17:11:00Z">
         <w:r>
           <w:delText xml:space="preserve"> is “</w:delText>
         </w:r>
@@ -4622,7 +5030,7 @@
       <w:r>
         <w:t>?</w:t>
       </w:r>
-      <w:del w:id="186" w:author="Steve" w:date="2026-06-15T17:11:00Z">
+      <w:del w:id="253" w:author="Steve" w:date="2026-06-15T17:11:00Z">
         <w:r>
           <w:delText>”</w:delText>
         </w:r>
@@ -4639,12 +5047,12 @@
       <w:r>
         <w:t xml:space="preserve">compare survey </w:t>
       </w:r>
-      <w:ins w:id="187" w:author="Steve" w:date="2026-06-15T17:11:00Z">
+      <w:ins w:id="254" w:author="Steve" w:date="2026-06-15T17:11:00Z">
         <w:r>
           <w:t>answers</w:t>
         </w:r>
       </w:ins>
-      <w:del w:id="188" w:author="Steve" w:date="2026-06-15T17:11:00Z">
+      <w:del w:id="255" w:author="Steve" w:date="2026-06-15T17:11:00Z">
         <w:r>
           <w:delText>results</w:delText>
         </w:r>
@@ -4652,12 +5060,12 @@
       <w:r>
         <w:t xml:space="preserve"> to </w:t>
       </w:r>
-      <w:ins w:id="189" w:author="Steve" w:date="2026-06-15T17:11:00Z">
+      <w:ins w:id="256" w:author="Steve" w:date="2026-06-15T17:11:00Z">
         <w:r>
           <w:t xml:space="preserve">expected </w:t>
         </w:r>
       </w:ins>
-      <w:del w:id="190" w:author="Steve" w:date="2026-06-15T17:12:00Z">
+      <w:del w:id="257" w:author="Steve" w:date="2026-06-15T17:12:00Z">
         <w:r>
           <w:delText xml:space="preserve">baseline </w:delText>
         </w:r>
@@ -4665,12 +5073,12 @@
       <w:r>
         <w:t xml:space="preserve">severity </w:t>
       </w:r>
-      <w:ins w:id="191" w:author="Steve" w:date="2026-06-15T17:12:00Z">
+      <w:ins w:id="258" w:author="Steve" w:date="2026-06-15T17:12:00Z">
         <w:r>
           <w:t xml:space="preserve">by time zones crossed, using </w:t>
         </w:r>
       </w:ins>
-      <w:del w:id="192" w:author="Steve" w:date="2026-06-15T17:12:00Z">
+      <w:del w:id="259" w:author="Steve" w:date="2026-06-15T17:12:00Z">
         <w:r>
           <w:delText xml:space="preserve">data from </w:delText>
         </w:r>
@@ -4678,12 +5086,19 @@
       <w:r>
         <w:t>Waterhouse et al</w:t>
       </w:r>
-      <w:ins w:id="193" w:author="Steve" w:date="2026-06-15T17:12:00Z">
+      <w:ins w:id="260" w:author="Steven Schram" w:date="2026-06-15T18:59:00Z">
+        <w:r>
+          <w:t>.</w:t>
+        </w:r>
+      </w:ins>
+      <w:bookmarkStart w:id="261" w:name="_GoBack"/>
+      <w:bookmarkEnd w:id="261"/>
+      <w:ins w:id="262" w:author="Steve" w:date="2026-06-15T17:12:00Z">
         <w:r>
           <w:t xml:space="preserve"> (</w:t>
         </w:r>
       </w:ins>
-      <w:del w:id="194" w:author="Steve" w:date="2026-06-15T17:12:00Z">
+      <w:del w:id="263" w:author="Steve" w:date="2026-06-15T17:12:00Z">
         <w:r>
           <w:delText xml:space="preserve">.'s </w:delText>
         </w:r>
@@ -4691,12 +5106,17 @@
       <w:r>
         <w:t>2007</w:t>
       </w:r>
-      <w:ins w:id="195" w:author="Steve" w:date="2026-06-15T17:12:00Z">
+      <w:ins w:id="264" w:author="Steve" w:date="2026-06-15T17:12:00Z">
         <w:r>
           <w:t>) as a reference</w:t>
         </w:r>
       </w:ins>
-      <w:del w:id="196" w:author="Steve" w:date="2026-06-15T17:13:00Z">
+      <w:ins w:id="265" w:author="Steven Schram" w:date="2026-06-15T18:48:00Z">
+        <w:r>
+          <w:t>.</w:t>
+        </w:r>
+      </w:ins>
+      <w:del w:id="266" w:author="Steve" w:date="2026-06-15T17:13:00Z">
         <w:r>
           <w:delText xml:space="preserve"> comprehensive quantitative assessment</w:delText>
         </w:r>
@@ -4707,15 +5127,20 @@
         </w:rPr>
         <w:t>1</w:t>
       </w:r>
-      <w:r>
-        <w:t xml:space="preserve">. </w:t>
-      </w:r>
-      <w:ins w:id="197" w:author="Steve" w:date="2026-06-15T17:13:00Z">
+      <w:del w:id="267" w:author="Steven Schram" w:date="2026-06-15T18:48:00Z">
+        <w:r>
+          <w:delText>.</w:delText>
+        </w:r>
+      </w:del>
+      <w:r>
+        <w:t xml:space="preserve"> </w:t>
+      </w:r>
+      <w:ins w:id="268" w:author="Steve" w:date="2026-06-15T17:13:00Z">
         <w:r>
           <w:t xml:space="preserve">We will group trips by </w:t>
         </w:r>
       </w:ins>
-      <w:del w:id="198" w:author="Steve" w:date="2026-06-15T17:13:00Z">
+      <w:del w:id="269" w:author="Steve" w:date="2026-06-15T17:13:00Z">
         <w:r>
           <w:delText xml:space="preserve">Participants </w:delText>
         </w:r>
@@ -4726,18 +5151,26 @@
           <w:delText>grouped by the number of</w:delText>
         </w:r>
       </w:del>
-      <w:ins w:id="199" w:author="Steve" w:date="2026-06-15T17:13:00Z">
+      <w:ins w:id="270" w:author="Steve" w:date="2026-06-15T17:13:00Z">
         <w:r>
           <w:t>how many</w:t>
         </w:r>
       </w:ins>
       <w:r>
-        <w:t xml:space="preserve"> acupressure points</w:t>
-      </w:r>
-      <w:r>
         <w:t xml:space="preserve"> </w:t>
       </w:r>
-      <w:ins w:id="200" w:author="Steve" w:date="2026-06-15T17:13:00Z">
+      <w:del w:id="271" w:author="Steven Schram" w:date="2026-06-15T18:49:00Z">
+        <w:r>
+          <w:delText xml:space="preserve">acupressure </w:delText>
+        </w:r>
+      </w:del>
+      <w:r>
+        <w:t>points</w:t>
+      </w:r>
+      <w:r>
+        <w:t xml:space="preserve"> </w:t>
+      </w:r>
+      <w:ins w:id="272" w:author="Steve" w:date="2026-06-15T17:13:00Z">
         <w:r>
           <w:t xml:space="preserve">were </w:t>
         </w:r>
@@ -4745,12 +5178,12 @@
       <w:r>
         <w:t xml:space="preserve">stimulated </w:t>
       </w:r>
-      <w:ins w:id="201" w:author="Steve" w:date="2026-06-15T17:13:00Z">
+      <w:ins w:id="273" w:author="Steve" w:date="2026-06-15T17:13:00Z">
         <w:r>
           <w:t xml:space="preserve">and how many </w:t>
         </w:r>
       </w:ins>
-      <w:del w:id="202" w:author="Steve" w:date="2026-06-15T17:13:00Z">
+      <w:del w:id="274" w:author="Steve" w:date="2026-06-15T17:13:00Z">
         <w:r>
           <w:delText xml:space="preserve">along with </w:delText>
         </w:r>
@@ -4764,7 +5197,7 @@
       <w:r>
         <w:t xml:space="preserve">nes </w:t>
       </w:r>
-      <w:ins w:id="203" w:author="Steve" w:date="2026-06-15T17:13:00Z">
+      <w:ins w:id="275" w:author="Steve" w:date="2026-06-15T17:13:00Z">
         <w:r>
           <w:t xml:space="preserve">were </w:t>
         </w:r>
@@ -4778,17 +5211,25 @@
       <w:r>
         <w:t xml:space="preserve"> This </w:t>
       </w:r>
-      <w:ins w:id="204" w:author="Steve" w:date="2026-06-15T17:14:00Z">
+      <w:ins w:id="276" w:author="Steve" w:date="2026-06-15T17:14:00Z">
         <w:r>
           <w:t xml:space="preserve">is an observational </w:t>
         </w:r>
       </w:ins>
       <w:r>
-        <w:t>study is pre-registered at Open Science Framework: osf.io/jm4w7.</w:t>
+        <w:t>study</w:t>
+      </w:r>
+      <w:ins w:id="277" w:author="Steven Schram" w:date="2026-06-15T18:49:00Z">
+        <w:r>
+          <w:t xml:space="preserve"> and</w:t>
+        </w:r>
+      </w:ins>
+      <w:r>
+        <w:t xml:space="preserve"> is pre-registered at Open Science Framework: osf.io/jm4w7.</w:t>
       </w:r>
     </w:p>
-    <w:bookmarkEnd w:id="180"/>
-    <w:bookmarkEnd w:id="181"/>
+    <w:bookmarkEnd w:id="247"/>
+    <w:bookmarkEnd w:id="248"/>
     <w:p>
       <w:pPr>
         <w:pStyle w:val="Heading2"/>
@@ -4817,41 +5258,40 @@
       <w:pPr>
         <w:divId w:val="1808039875"/>
       </w:pPr>
-      <w:del w:id="205" w:author="Steve" w:date="2026-06-15T17:14:00Z">
+      <w:del w:id="278" w:author="Steve" w:date="2026-06-15T17:14:00Z">
         <w:r>
           <w:delText xml:space="preserve">Traditional </w:delText>
         </w:r>
       </w:del>
-      <w:ins w:id="206" w:author="Steve" w:date="2026-06-15T17:14:00Z">
-        <w:r>
-          <w:t>Controlled</w:t>
-        </w:r>
-        <w:r>
-          <w:t xml:space="preserve"> </w:t>
-        </w:r>
-      </w:ins>
-      <w:del w:id="207" w:author="Steve" w:date="2026-06-15T17:14:00Z">
+      <w:ins w:id="279" w:author="Steve" w:date="2026-06-15T17:14:00Z">
+        <w:r>
+          <w:t xml:space="preserve">Controlled </w:t>
+        </w:r>
+      </w:ins>
+      <w:del w:id="280" w:author="Steve" w:date="2026-06-15T17:14:00Z">
         <w:r>
           <w:delText xml:space="preserve">clinical </w:delText>
         </w:r>
       </w:del>
-      <w:ins w:id="208" w:author="Steve" w:date="2026-06-15T17:14:00Z">
-        <w:r>
-          <w:t>jet lag</w:t>
-        </w:r>
-        <w:r>
-          <w:t xml:space="preserve"> </w:t>
-        </w:r>
-      </w:ins>
-      <w:r>
-        <w:t xml:space="preserve">trials face </w:t>
-      </w:r>
-      <w:ins w:id="209" w:author="Steve" w:date="2026-06-15T17:14:00Z">
+      <w:ins w:id="281" w:author="Steve" w:date="2026-06-15T17:14:00Z">
+        <w:r>
+          <w:t xml:space="preserve">jet lag </w:t>
+        </w:r>
+      </w:ins>
+      <w:r>
+        <w:t xml:space="preserve">trials </w:t>
+      </w:r>
+      <w:del w:id="282" w:author="Steven Schram" w:date="2026-06-15T18:49:00Z">
+        <w:r>
+          <w:delText xml:space="preserve">face </w:delText>
+        </w:r>
+      </w:del>
+      <w:ins w:id="283" w:author="Steve" w:date="2026-06-15T17:14:00Z">
         <w:r>
           <w:t xml:space="preserve">are hard </w:t>
         </w:r>
       </w:ins>
-      <w:del w:id="210" w:author="Steve" w:date="2026-06-15T17:14:00Z">
+      <w:del w:id="284" w:author="Steve" w:date="2026-06-15T17:14:00Z">
         <w:r>
           <w:delText xml:space="preserve">significant challenges in jet lag research </w:delText>
         </w:r>
@@ -4859,23 +5299,41 @@
       <w:r>
         <w:t xml:space="preserve">because </w:t>
       </w:r>
-      <w:ins w:id="211" w:author="Steve" w:date="2026-06-15T17:14:00Z">
-        <w:r>
-          <w:t>each trip</w:t>
-        </w:r>
-      </w:ins>
-      <w:ins w:id="212" w:author="Steve" w:date="2026-06-15T17:15:00Z">
-        <w:r>
-          <w:t xml:space="preserve"> differs in terms of </w:t>
-        </w:r>
-        <w:r>
-          <w:t>sleep, light, caffeine, health, and environment</w:t>
-        </w:r>
-        <w:r>
-          <w:t xml:space="preserve"> </w:t>
-        </w:r>
-      </w:ins>
-      <w:del w:id="213" w:author="Steve" w:date="2026-06-15T17:15:00Z">
+      <w:ins w:id="285" w:author="Steve" w:date="2026-06-15T17:14:00Z">
+        <w:del w:id="286" w:author="Steven Schram" w:date="2026-06-15T18:50:00Z">
+          <w:r>
+            <w:delText>each</w:delText>
+          </w:r>
+        </w:del>
+      </w:ins>
+      <w:ins w:id="287" w:author="Steven Schram" w:date="2026-06-15T18:50:00Z">
+        <w:r>
+          <w:t>every</w:t>
+        </w:r>
+      </w:ins>
+      <w:ins w:id="288" w:author="Steve" w:date="2026-06-15T17:14:00Z">
+        <w:r>
+          <w:t xml:space="preserve"> trip</w:t>
+        </w:r>
+      </w:ins>
+      <w:ins w:id="289" w:author="Steve" w:date="2026-06-15T17:15:00Z">
+        <w:r>
+          <w:t xml:space="preserve"> differs in terms of sleep, light, caffeine, health, and environment</w:t>
+        </w:r>
+      </w:ins>
+      <w:ins w:id="290" w:author="Steven Schram" w:date="2026-06-15T18:50:00Z">
+        <w:r>
+          <w:t>.</w:t>
+        </w:r>
+      </w:ins>
+      <w:ins w:id="291" w:author="Steve" w:date="2026-06-15T17:15:00Z">
+        <w:del w:id="292" w:author="Steven Schram" w:date="2026-06-15T18:50:00Z">
+          <w:r>
+            <w:delText xml:space="preserve"> </w:delText>
+          </w:r>
+        </w:del>
+      </w:ins>
+      <w:del w:id="293" w:author="Steve" w:date="2026-06-15T17:15:00Z">
         <w:r>
           <w:delText xml:space="preserve">they cannot </w:delText>
         </w:r>
@@ -4898,31 +5356,33 @@
           <w:delText>demographics and environmental factors</w:delText>
         </w:r>
       </w:del>
-      <w:r>
-        <w:t xml:space="preserve">. </w:t>
+      <w:del w:id="294" w:author="Steven Schram" w:date="2026-06-15T18:50:00Z">
+        <w:r>
+          <w:delText>.</w:delText>
+        </w:r>
+      </w:del>
+      <w:r>
+        <w:t xml:space="preserve"> </w:t>
       </w:r>
       <w:r>
         <w:t xml:space="preserve">This observational study </w:t>
       </w:r>
-      <w:del w:id="214" w:author="Steve" w:date="2026-06-15T17:15:00Z">
+      <w:del w:id="295" w:author="Steve" w:date="2026-06-15T17:15:00Z">
         <w:r>
           <w:delText xml:space="preserve">accepts </w:delText>
         </w:r>
       </w:del>
-      <w:ins w:id="215" w:author="Steve" w:date="2026-06-15T17:15:00Z">
+      <w:ins w:id="296" w:author="Steve" w:date="2026-06-15T17:15:00Z">
         <w:r>
           <w:t>works with that r</w:t>
         </w:r>
       </w:ins>
-      <w:ins w:id="216" w:author="Steve" w:date="2026-06-15T17:16:00Z">
-        <w:r>
-          <w:t xml:space="preserve">eality. </w:t>
-        </w:r>
-        <w:r>
-          <w:t xml:space="preserve">We ask whether more point use is associated with symptom reports in real travel. We are not asking if the app proves a treatment effect. </w:t>
-        </w:r>
-      </w:ins>
-      <w:del w:id="217" w:author="Steve" w:date="2026-06-15T17:16:00Z">
+      <w:ins w:id="297" w:author="Steve" w:date="2026-06-15T17:16:00Z">
+        <w:r>
+          <w:t xml:space="preserve">eality. We ask whether more point use is associated with symptom reports in real travel. We are not asking if the app proves a treatment effect. </w:t>
+        </w:r>
+      </w:ins>
+      <w:del w:id="298" w:author="Steve" w:date="2026-06-15T17:16:00Z">
         <w:r>
           <w:delText>th</w:delText>
         </w:r>
@@ -4948,12 +5408,12 @@
       <w:r>
         <w:t xml:space="preserve">We aim </w:t>
       </w:r>
-      <w:ins w:id="218" w:author="Steve" w:date="2026-06-15T17:16:00Z">
+      <w:ins w:id="299" w:author="Steve" w:date="2026-06-15T17:16:00Z">
         <w:r>
           <w:t xml:space="preserve">for </w:t>
         </w:r>
       </w:ins>
-      <w:del w:id="219" w:author="Steve" w:date="2026-06-15T17:16:00Z">
+      <w:del w:id="300" w:author="Steve" w:date="2026-06-15T17:16:00Z">
         <w:r>
           <w:delText xml:space="preserve">to collect data from </w:delText>
         </w:r>
@@ -4961,7 +5421,7 @@
       <w:r>
         <w:t xml:space="preserve">roughly 500 qualifying trips so </w:t>
       </w:r>
-      <w:ins w:id="220" w:author="Steve" w:date="2026-06-15T17:17:00Z">
+      <w:ins w:id="301" w:author="Steve" w:date="2026-06-15T17:17:00Z">
         <w:r>
           <w:t xml:space="preserve">we can describe </w:t>
         </w:r>
@@ -4969,14 +5429,19 @@
       <w:r>
         <w:t xml:space="preserve">patterns </w:t>
       </w:r>
-      <w:del w:id="221" w:author="Steve" w:date="2026-06-15T17:17:00Z">
+      <w:del w:id="302" w:author="Steve" w:date="2026-06-15T17:17:00Z">
         <w:r>
           <w:delText xml:space="preserve">can be described </w:delText>
         </w:r>
       </w:del>
       <w:r>
-        <w:t xml:space="preserve">with reasonable precision.  </w:t>
-      </w:r>
+        <w:t>with reasonable precision.</w:t>
+      </w:r>
+      <w:del w:id="303" w:author="Steven Schram" w:date="2026-06-15T18:51:00Z">
+        <w:r>
+          <w:delText xml:space="preserve">  </w:delText>
+        </w:r>
+      </w:del>
     </w:p>
     <w:p>
       <w:pPr>
@@ -5024,7 +5489,7 @@
       <w:r>
         <w:t xml:space="preserve">Waterhouse, J., Reilly, T., Atkinson, G., &amp; Edwards, B. (2007). Jet lag: Trends and coping strategies. The Lancet, 369(9567), 1117–1129. </w:t>
       </w:r>
-      <w:hyperlink r:id="rId11" w:tgtFrame="_blank" w:history="1">
+      <w:hyperlink r:id="rId10" w:tgtFrame="_blank" w:history="1">
         <w:r>
           <w:rPr>
             <w:rStyle w:val="Hyperlink"/>
@@ -5080,7 +5545,7 @@
         </w:rPr>
         <w:t xml:space="preserve">Amaro, J. (2001). Time Travel: Contemporary Applications for Jet Lag from Ancient Principles. Acupuncture Today, October 2001. </w:t>
       </w:r>
-      <w:hyperlink r:id="rId12" w:tgtFrame="_blank" w:history="1">
+      <w:hyperlink r:id="rId11" w:tgtFrame="_blank" w:history="1">
         <w:r>
           <w:rPr>
             <w:rStyle w:val="Hyperlink"/>
@@ -5110,14 +5575,39 @@
         </w:rPr>
         <w:t xml:space="preserve">Panda, S. (2022). Foundations of circadian medicine. </w:t>
       </w:r>
+      <w:proofErr w:type="spellStart"/>
       <w:r>
         <w:rPr>
           <w:color w:val="000000" w:themeColor="text1"/>
           <w:lang w:val="es-MX"/>
         </w:rPr>
-        <w:t xml:space="preserve">PLoS Biology, 20(3), e3001567. </w:t>
-      </w:r>
-      <w:hyperlink r:id="rId13" w:tgtFrame="_blank" w:history="1">
+        <w:t>PLoS</w:t>
+      </w:r>
+      <w:proofErr w:type="spellEnd"/>
+      <w:r>
+        <w:rPr>
+          <w:color w:val="000000" w:themeColor="text1"/>
+          <w:lang w:val="es-MX"/>
+        </w:rPr>
+        <w:t xml:space="preserve"> </w:t>
+      </w:r>
+      <w:proofErr w:type="spellStart"/>
+      <w:r>
+        <w:rPr>
+          <w:color w:val="000000" w:themeColor="text1"/>
+          <w:lang w:val="es-MX"/>
+        </w:rPr>
+        <w:t>Biology</w:t>
+      </w:r>
+      <w:proofErr w:type="spellEnd"/>
+      <w:r>
+        <w:rPr>
+          <w:color w:val="000000" w:themeColor="text1"/>
+          <w:lang w:val="es-MX"/>
+        </w:rPr>
+        <w:t xml:space="preserve">, 20(3), e3001567. </w:t>
+      </w:r>
+      <w:hyperlink r:id="rId12" w:tgtFrame="_blank" w:history="1">
         <w:r>
           <w:rPr>
             <w:rStyle w:val="Hyperlink"/>
@@ -5141,20 +5631,45 @@
           <w:color w:val="000000" w:themeColor="text1"/>
         </w:rPr>
       </w:pPr>
+      <w:proofErr w:type="spellStart"/>
       <w:r>
         <w:rPr>
           <w:color w:val="000000" w:themeColor="text1"/>
           <w:lang w:val="es-MX"/>
         </w:rPr>
-        <w:t xml:space="preserve">Honma, S., &amp; Honma, K.I. (2019). </w:t>
-      </w:r>
+        <w:t>Honma</w:t>
+      </w:r>
+      <w:proofErr w:type="spellEnd"/>
       <w:r>
         <w:rPr>
           <w:color w:val="000000" w:themeColor="text1"/>
+          <w:lang w:val="es-MX"/>
+        </w:rPr>
+        <w:t xml:space="preserve">, S., &amp; </w:t>
+      </w:r>
+      <w:proofErr w:type="spellStart"/>
+      <w:r>
+        <w:rPr>
+          <w:color w:val="000000" w:themeColor="text1"/>
+          <w:lang w:val="es-MX"/>
+        </w:rPr>
+        <w:t>Honma</w:t>
+      </w:r>
+      <w:proofErr w:type="spellEnd"/>
+      <w:r>
+        <w:rPr>
+          <w:color w:val="000000" w:themeColor="text1"/>
+          <w:lang w:val="es-MX"/>
+        </w:rPr>
+        <w:t xml:space="preserve">, K.I. (2019). </w:t>
+      </w:r>
+      <w:r>
+        <w:rPr>
+          <w:color w:val="000000" w:themeColor="text1"/>
         </w:rPr>
         <w:t xml:space="preserve">The mammalian circadian timing system and the suprachiasmatic nucleus as its pacemaker. Biology, 8(1), 13. </w:t>
       </w:r>
-      <w:hyperlink r:id="rId14" w:tgtFrame="_blank" w:history="1">
+      <w:hyperlink r:id="rId13" w:tgtFrame="_blank" w:history="1">
         <w:r>
           <w:rPr>
             <w:rStyle w:val="Hyperlink"/>
@@ -5177,13 +5692,21 @@
           <w:color w:val="000000" w:themeColor="text1"/>
         </w:rPr>
       </w:pPr>
+      <w:proofErr w:type="spellStart"/>
       <w:r>
         <w:rPr>
           <w:color w:val="000000" w:themeColor="text1"/>
         </w:rPr>
-        <w:t xml:space="preserve">Paschos, G.K., &amp; FitzGerald, G.A. (2010). Circadian clocks and vascular function. Circulation Research, 106(5), 833-841. </w:t>
-      </w:r>
-      <w:hyperlink r:id="rId15" w:tgtFrame="_blank" w:history="1">
+        <w:t>Paschos</w:t>
+      </w:r>
+      <w:proofErr w:type="spellEnd"/>
+      <w:r>
+        <w:rPr>
+          <w:color w:val="000000" w:themeColor="text1"/>
+        </w:rPr>
+        <w:t xml:space="preserve">, G.K., &amp; FitzGerald, G.A. (2010). Circadian clocks and vascular function. Circulation Research, 106(5), 833-841. </w:t>
+      </w:r>
+      <w:hyperlink r:id="rId14" w:tgtFrame="_blank" w:history="1">
         <w:r>
           <w:rPr>
             <w:rStyle w:val="Hyperlink"/>
@@ -5212,7 +5735,7 @@
         </w:rPr>
         <w:t xml:space="preserve">Hastings, M. H., et al. (2003). A clockwork web: circadian timing in brain and periphery. Nature Reviews Neuroscience, 4(8), 649–661. </w:t>
       </w:r>
-      <w:hyperlink r:id="rId16" w:tgtFrame="_blank" w:history="1">
+      <w:hyperlink r:id="rId15" w:tgtFrame="_blank" w:history="1">
         <w:r>
           <w:rPr>
             <w:rStyle w:val="Hyperlink"/>
@@ -5235,13 +5758,63 @@
           <w:color w:val="000000" w:themeColor="text1"/>
         </w:rPr>
       </w:pPr>
+      <w:proofErr w:type="spellStart"/>
       <w:r>
         <w:rPr>
           <w:color w:val="000000" w:themeColor="text1"/>
         </w:rPr>
-        <w:t xml:space="preserve">Nangle, S. N., Rosensweig, C., Koike, N., Tei, H., Takahashi, J. S., Green, C. B., &amp; Zheng, N. (2014). Molecular assembly of the period-cryptochrome circadian transcriptional repressor complex. eLife, 3, e03674. </w:t>
-      </w:r>
-      <w:hyperlink r:id="rId17" w:tgtFrame="_blank" w:history="1">
+        <w:t>Nangle</w:t>
+      </w:r>
+      <w:proofErr w:type="spellEnd"/>
+      <w:r>
+        <w:rPr>
+          <w:color w:val="000000" w:themeColor="text1"/>
+        </w:rPr>
+        <w:t xml:space="preserve">, S. N., </w:t>
+      </w:r>
+      <w:proofErr w:type="spellStart"/>
+      <w:r>
+        <w:rPr>
+          <w:color w:val="000000" w:themeColor="text1"/>
+        </w:rPr>
+        <w:t>Rosensweig</w:t>
+      </w:r>
+      <w:proofErr w:type="spellEnd"/>
+      <w:r>
+        <w:rPr>
+          <w:color w:val="000000" w:themeColor="text1"/>
+        </w:rPr>
+        <w:t xml:space="preserve">, C., Koike, N., </w:t>
+      </w:r>
+      <w:proofErr w:type="spellStart"/>
+      <w:r>
+        <w:rPr>
+          <w:color w:val="000000" w:themeColor="text1"/>
+        </w:rPr>
+        <w:t>Tei</w:t>
+      </w:r>
+      <w:proofErr w:type="spellEnd"/>
+      <w:r>
+        <w:rPr>
+          <w:color w:val="000000" w:themeColor="text1"/>
+        </w:rPr>
+        <w:t xml:space="preserve">, H., Takahashi, J. S., Green, C. B., &amp; Zheng, N. (2014). Molecular assembly of the period-cryptochrome circadian transcriptional repressor complex. </w:t>
+      </w:r>
+      <w:proofErr w:type="spellStart"/>
+      <w:r>
+        <w:rPr>
+          <w:color w:val="000000" w:themeColor="text1"/>
+        </w:rPr>
+        <w:t>eLife</w:t>
+      </w:r>
+      <w:proofErr w:type="spellEnd"/>
+      <w:r>
+        <w:rPr>
+          <w:color w:val="000000" w:themeColor="text1"/>
+        </w:rPr>
+        <w:t xml:space="preserve">, 3, e03674. </w:t>
+      </w:r>
+      <w:hyperlink r:id="rId16" w:tgtFrame="_blank" w:history="1">
         <w:r>
           <w:rPr>
             <w:rStyle w:val="Hyperlink"/>
@@ -5264,13 +5837,21 @@
           <w:color w:val="000000" w:themeColor="text1"/>
         </w:rPr>
       </w:pPr>
+      <w:proofErr w:type="spellStart"/>
       <w:r>
         <w:rPr>
           <w:color w:val="000000" w:themeColor="text1"/>
         </w:rPr>
-        <w:t xml:space="preserve">Heyde, I., &amp; Oster, H. (2019). Differentiating external zeitgeber impact on peripheral circadian clock resetting. Scientific Reports, 9, 20114. </w:t>
-      </w:r>
-      <w:hyperlink r:id="rId18" w:tgtFrame="_blank" w:history="1">
+        <w:t>Heyde</w:t>
+      </w:r>
+      <w:proofErr w:type="spellEnd"/>
+      <w:r>
+        <w:rPr>
+          <w:color w:val="000000" w:themeColor="text1"/>
+        </w:rPr>
+        <w:t xml:space="preserve">, I., &amp; Oster, H. (2019). Differentiating external zeitgeber impact on peripheral circadian clock resetting. Scientific Reports, 9, 20114. </w:t>
+      </w:r>
+      <w:hyperlink r:id="rId17" w:tgtFrame="_blank" w:history="1">
         <w:r>
           <w:rPr>
             <w:rStyle w:val="Hyperlink"/>
@@ -5299,7 +5880,7 @@
         </w:rPr>
         <w:t xml:space="preserve">Wu, J., &amp; Zhao, Z. (2024). Acupuncture in circadian rhythm sleep–wake disorders and its potential neurochemical mechanisms. Frontiers in Neuroscience, 18, 1346635. </w:t>
       </w:r>
-      <w:hyperlink r:id="rId19" w:tgtFrame="_blank" w:history="1">
+      <w:hyperlink r:id="rId18" w:tgtFrame="_blank" w:history="1">
         <w:r>
           <w:rPr>
             <w:rStyle w:val="Hyperlink"/>
@@ -5336,7 +5917,7 @@
 </file>
 
 <file path=word/numbering.xml><?xml version="1.0" encoding="utf-8"?>
-<w:numbering xmlns:wpc="http://schemas.microsoft.com/office/word/2010/wordprocessingCanvas" xmlns:cx="http://schemas.microsoft.com/office/drawing/2014/chartex" xmlns:cx1="http://schemas.microsoft.com/office/drawing/2015/9/8/chartex" xmlns:cx2="http://schemas.microsoft.com/office/drawing/2015/10/21/chartex" xmlns:cx3="http://schemas.microsoft.com/office/drawing/2016/5/9/chartex" xmlns:cx4="http://schemas.microsoft.com/office/drawing/2016/5/10/chartex" xmlns:cx5="http://schemas.microsoft.com/office/drawing/2016/5/11/chartex" xmlns:cx6="http://schemas.microsoft.com/office/drawing/2016/5/12/chartex" xmlns:cx7="http://schemas.microsoft.com/office/drawing/2016/5/13/chartex" xmlns:cx8="http://schemas.microsoft.com/office/drawing/2016/5/14/chartex" xmlns:mc="http://schemas.openxmlformats.org/markup-compatibility/2006" xmlns:aink="http://schemas.microsoft.com/office/drawing/2016/ink" xmlns:am3d="http://schemas.microsoft.com/office/drawing/2017/model3d" xmlns:o="urn:schemas-microsoft-com:office:office" xmlns:r="http://schemas.openxmlformats.org/officeDocument/2006/relationships" xmlns:m="http://schemas.openxmlformats.org/officeDocument/2006/math" xmlns:v="urn:schemas-microsoft-com:vml" xmlns:wp14="http://schemas.microsoft.com/office/word/2010/wordprocessingDrawing" xmlns:wp="http://schemas.openxmlformats.org/drawingml/2006/wordprocessingDrawing" xmlns:w10="urn:schemas-microsoft-com:office:word" xmlns:w="http://schemas.openxmlformats.org/wordprocessingml/2006/main" xmlns:w14="http://schemas.microsoft.com/office/word/2010/wordml" xmlns:w15="http://schemas.microsoft.com/office/word/2012/wordml" xmlns:w16cex="http://schemas.microsoft.com/office/word/2018/wordml/cex" xmlns:w16cid="http://schemas.microsoft.com/office/word/2016/wordml/cid" xmlns:w16="http://schemas.microsoft.com/office/word/2018/wordml" xmlns:w16se="http://schemas.microsoft.com/office/word/2015/wordml/symex" xmlns:wpg="http://schemas.microsoft.com/office/word/2010/wordprocessingGroup" xmlns:wpi="http://schemas.microsoft.com/office/word/2010/wordprocessingInk" xmlns:wne="http://schemas.microsoft.com/office/word/2006/wordml" xmlns:wps="http://schemas.microsoft.com/office/word/2010/wordprocessingShape" mc:Ignorable="w14 w15 w16se w16cid w16 w16cex wp14">
+<w:numbering xmlns:wpc="http://schemas.microsoft.com/office/word/2010/wordprocessingCanvas" xmlns:cx="http://schemas.microsoft.com/office/drawing/2014/chartex" xmlns:cx1="http://schemas.microsoft.com/office/drawing/2015/9/8/chartex" xmlns:cx2="http://schemas.microsoft.com/office/drawing/2015/10/21/chartex" xmlns:cx3="http://schemas.microsoft.com/office/drawing/2016/5/9/chartex" xmlns:cx4="http://schemas.microsoft.com/office/drawing/2016/5/10/chartex" xmlns:cx5="http://schemas.microsoft.com/office/drawing/2016/5/11/chartex" xmlns:cx6="http://schemas.microsoft.com/office/drawing/2016/5/12/chartex" xmlns:cx7="http://schemas.microsoft.com/office/drawing/2016/5/13/chartex" xmlns:cx8="http://schemas.microsoft.com/office/drawing/2016/5/14/chartex" xmlns:mc="http://schemas.openxmlformats.org/markup-compatibility/2006" xmlns:aink="http://schemas.microsoft.com/office/drawing/2016/ink" xmlns:am3d="http://schemas.microsoft.com/office/drawing/2017/model3d" xmlns:o="urn:schemas-microsoft-com:office:office" xmlns:r="http://schemas.openxmlformats.org/officeDocument/2006/relationships" xmlns:m="http://schemas.openxmlformats.org/officeDocument/2006/math" xmlns:v="urn:schemas-microsoft-com:vml" xmlns:wp14="http://schemas.microsoft.com/office/word/2010/wordprocessingDrawing" xmlns:wp="http://schemas.openxmlformats.org/drawingml/2006/wordprocessingDrawing" xmlns:w10="urn:schemas-microsoft-com:office:word" xmlns:w="http://schemas.openxmlformats.org/wordprocessingml/2006/main" xmlns:w14="http://schemas.microsoft.com/office/word/2010/wordml" xmlns:w15="http://schemas.microsoft.com/office/word/2012/wordml" xmlns:w16cid="http://schemas.microsoft.com/office/word/2016/wordml/cid" xmlns:w16se="http://schemas.microsoft.com/office/word/2015/wordml/symex" xmlns:wpg="http://schemas.microsoft.com/office/word/2010/wordprocessingGroup" xmlns:wpi="http://schemas.microsoft.com/office/word/2010/wordprocessingInk" xmlns:wne="http://schemas.microsoft.com/office/word/2006/wordml" xmlns:wps="http://schemas.microsoft.com/office/word/2010/wordprocessingShape" mc:Ignorable="w14 w15 w16se w16cid wp14">
   <w:abstractNum w:abstractNumId="0" w15:restartNumberingAfterBreak="0">
     <w:nsid w:val="01291F70"/>
     <w:multiLevelType w:val="hybridMultilevel"/>
@@ -6683,15 +7264,18 @@
 </file>
 
 <file path=word/people.xml><?xml version="1.0" encoding="utf-8"?>
-<w15:people xmlns:wpc="http://schemas.microsoft.com/office/word/2010/wordprocessingCanvas" xmlns:cx="http://schemas.microsoft.com/office/drawing/2014/chartex" xmlns:cx1="http://schemas.microsoft.com/office/drawing/2015/9/8/chartex" xmlns:cx2="http://schemas.microsoft.com/office/drawing/2015/10/21/chartex" xmlns:cx3="http://schemas.microsoft.com/office/drawing/2016/5/9/chartex" xmlns:cx4="http://schemas.microsoft.com/office/drawing/2016/5/10/chartex" xmlns:cx5="http://schemas.microsoft.com/office/drawing/2016/5/11/chartex" xmlns:cx6="http://schemas.microsoft.com/office/drawing/2016/5/12/chartex" xmlns:cx7="http://schemas.microsoft.com/office/drawing/2016/5/13/chartex" xmlns:cx8="http://schemas.microsoft.com/office/drawing/2016/5/14/chartex" xmlns:mc="http://schemas.openxmlformats.org/markup-compatibility/2006" xmlns:aink="http://schemas.microsoft.com/office/drawing/2016/ink" xmlns:am3d="http://schemas.microsoft.com/office/drawing/2017/model3d" xmlns:o="urn:schemas-microsoft-com:office:office" xmlns:r="http://schemas.openxmlformats.org/officeDocument/2006/relationships" xmlns:m="http://schemas.openxmlformats.org/officeDocument/2006/math" xmlns:v="urn:schemas-microsoft-com:vml" xmlns:wp14="http://schemas.microsoft.com/office/word/2010/wordprocessingDrawing" xmlns:wp="http://schemas.openxmlformats.org/drawingml/2006/wordprocessingDrawing" xmlns:w10="urn:schemas-microsoft-com:office:word" xmlns:w="http://schemas.openxmlformats.org/wordprocessingml/2006/main" xmlns:w14="http://schemas.microsoft.com/office/word/2010/wordml" xmlns:w15="http://schemas.microsoft.com/office/word/2012/wordml" xmlns:w16cex="http://schemas.microsoft.com/office/word/2018/wordml/cex" xmlns:w16cid="http://schemas.microsoft.com/office/word/2016/wordml/cid" xmlns:w16="http://schemas.microsoft.com/office/word/2018/wordml" xmlns:w16se="http://schemas.microsoft.com/office/word/2015/wordml/symex" xmlns:wpg="http://schemas.microsoft.com/office/word/2010/wordprocessingGroup" xmlns:wpi="http://schemas.microsoft.com/office/word/2010/wordprocessingInk" xmlns:wne="http://schemas.microsoft.com/office/word/2006/wordml" xmlns:wps="http://schemas.microsoft.com/office/word/2010/wordprocessingShape" mc:Ignorable="w14 w15 w16se w16cid w16 w16cex wp14">
+<w15:people xmlns:wpc="http://schemas.microsoft.com/office/word/2010/wordprocessingCanvas" xmlns:cx="http://schemas.microsoft.com/office/drawing/2014/chartex" xmlns:cx1="http://schemas.microsoft.com/office/drawing/2015/9/8/chartex" xmlns:cx2="http://schemas.microsoft.com/office/drawing/2015/10/21/chartex" xmlns:cx3="http://schemas.microsoft.com/office/drawing/2016/5/9/chartex" xmlns:cx4="http://schemas.microsoft.com/office/drawing/2016/5/10/chartex" xmlns:cx5="http://schemas.microsoft.com/office/drawing/2016/5/11/chartex" xmlns:cx6="http://schemas.microsoft.com/office/drawing/2016/5/12/chartex" xmlns:cx7="http://schemas.microsoft.com/office/drawing/2016/5/13/chartex" xmlns:cx8="http://schemas.microsoft.com/office/drawing/2016/5/14/chartex" xmlns:mc="http://schemas.openxmlformats.org/markup-compatibility/2006" xmlns:aink="http://schemas.microsoft.com/office/drawing/2016/ink" xmlns:am3d="http://schemas.microsoft.com/office/drawing/2017/model3d" xmlns:o="urn:schemas-microsoft-com:office:office" xmlns:r="http://schemas.openxmlformats.org/officeDocument/2006/relationships" xmlns:m="http://schemas.openxmlformats.org/officeDocument/2006/math" xmlns:v="urn:schemas-microsoft-com:vml" xmlns:wp14="http://schemas.microsoft.com/office/word/2010/wordprocessingDrawing" xmlns:wp="http://schemas.openxmlformats.org/drawingml/2006/wordprocessingDrawing" xmlns:w10="urn:schemas-microsoft-com:office:word" xmlns:w="http://schemas.openxmlformats.org/wordprocessingml/2006/main" xmlns:w14="http://schemas.microsoft.com/office/word/2010/wordml" xmlns:w15="http://schemas.microsoft.com/office/word/2012/wordml" xmlns:w16cid="http://schemas.microsoft.com/office/word/2016/wordml/cid" xmlns:w16se="http://schemas.microsoft.com/office/word/2015/wordml/symex" xmlns:wpg="http://schemas.microsoft.com/office/word/2010/wordprocessingGroup" xmlns:wpi="http://schemas.microsoft.com/office/word/2010/wordprocessingInk" xmlns:wne="http://schemas.microsoft.com/office/word/2006/wordml" xmlns:wps="http://schemas.microsoft.com/office/word/2010/wordprocessingShape" mc:Ignorable="w14 w15 w16se w16cid wp14">
   <w15:person w15:author="Steve">
     <w15:presenceInfo w15:providerId="None" w15:userId="Steve"/>
+  </w15:person>
+  <w15:person w15:author="Steven Schram">
+    <w15:presenceInfo w15:providerId="None" w15:userId="Steven Schram"/>
   </w15:person>
 </w15:people>
 </file>
 
 <file path=word/styles.xml><?xml version="1.0" encoding="utf-8"?>
-<w:styles xmlns:mc="http://schemas.openxmlformats.org/markup-compatibility/2006" xmlns:r="http://schemas.openxmlformats.org/officeDocument/2006/relationships" xmlns:w="http://schemas.openxmlformats.org/wordprocessingml/2006/main" xmlns:w14="http://schemas.microsoft.com/office/word/2010/wordml" xmlns:w15="http://schemas.microsoft.com/office/word/2012/wordml" xmlns:w16cex="http://schemas.microsoft.com/office/word/2018/wordml/cex" xmlns:w16cid="http://schemas.microsoft.com/office/word/2016/wordml/cid" xmlns:w16="http://schemas.microsoft.com/office/word/2018/wordml" xmlns:w16se="http://schemas.microsoft.com/office/word/2015/wordml/symex" mc:Ignorable="w14 w15 w16se w16cid w16 w16cex">
+<w:styles xmlns:mc="http://schemas.openxmlformats.org/markup-compatibility/2006" xmlns:r="http://schemas.openxmlformats.org/officeDocument/2006/relationships" xmlns:w="http://schemas.openxmlformats.org/wordprocessingml/2006/main" xmlns:w14="http://schemas.microsoft.com/office/word/2010/wordml" xmlns:w15="http://schemas.microsoft.com/office/word/2012/wordml" xmlns:w16cid="http://schemas.microsoft.com/office/word/2016/wordml/cid" xmlns:w16se="http://schemas.microsoft.com/office/word/2015/wordml/symex" mc:Ignorable="w14 w15 w16se w16cid">
   <w:docDefaults>
     <w:rPrDefault>
       <w:rPr>
@@ -6701,7 +7285,7 @@
     </w:rPrDefault>
     <w:pPrDefault/>
   </w:docDefaults>
-  <w:latentStyles w:defLockedState="0" w:defUIPriority="99" w:defSemiHidden="0" w:defUnhideWhenUsed="0" w:defQFormat="0" w:count="376">
+  <w:latentStyles w:defLockedState="0" w:defUIPriority="99" w:defSemiHidden="0" w:defUnhideWhenUsed="0" w:defQFormat="0" w:count="375">
     <w:lsdException w:name="Normal" w:uiPriority="0" w:qFormat="1"/>
     <w:lsdException w:name="heading 1" w:uiPriority="9" w:qFormat="1"/>
     <w:lsdException w:name="heading 2" w:uiPriority="9" w:qFormat="1"/>
@@ -6807,6 +7391,7 @@
     <w:lsdException w:name="HTML Sample" w:semiHidden="1" w:unhideWhenUsed="1"/>
     <w:lsdException w:name="HTML Typewriter" w:semiHidden="1" w:unhideWhenUsed="1"/>
     <w:lsdException w:name="HTML Variable" w:semiHidden="1" w:unhideWhenUsed="1"/>
+    <w:lsdException w:name="Normal Table" w:semiHidden="1" w:unhideWhenUsed="1"/>
     <w:lsdException w:name="annotation subject" w:semiHidden="1" w:unhideWhenUsed="1"/>
     <w:lsdException w:name="No List" w:semiHidden="1" w:unhideWhenUsed="1"/>
     <w:lsdException w:name="Outline List 1" w:semiHidden="1" w:unhideWhenUsed="1"/>
@@ -6853,8 +7438,10 @@
     <w:lsdException w:name="Table Subtle 2" w:semiHidden="1" w:unhideWhenUsed="1"/>
     <w:lsdException w:name="Table Web 1" w:semiHidden="1" w:unhideWhenUsed="1"/>
     <w:lsdException w:name="Table Web 2" w:semiHidden="1" w:unhideWhenUsed="1"/>
+    <w:lsdException w:name="Table Web 3" w:semiHidden="1" w:unhideWhenUsed="1"/>
     <w:lsdException w:name="Balloon Text" w:semiHidden="1" w:unhideWhenUsed="1"/>
     <w:lsdException w:name="Table Grid" w:uiPriority="39"/>
+    <w:lsdException w:name="Table Theme" w:semiHidden="1" w:unhideWhenUsed="1"/>
     <w:lsdException w:name="Placeholder Text" w:semiHidden="1"/>
     <w:lsdException w:name="No Spacing" w:uiPriority="1" w:qFormat="1"/>
     <w:lsdException w:name="Light Shading" w:uiPriority="60"/>
@@ -7074,7 +7661,6 @@
     <w:lsdException w:name="Smart Hyperlink" w:semiHidden="1" w:unhideWhenUsed="1"/>
     <w:lsdException w:name="Hashtag" w:semiHidden="1" w:unhideWhenUsed="1"/>
     <w:lsdException w:name="Unresolved Mention" w:semiHidden="1" w:unhideWhenUsed="1"/>
-    <w:lsdException w:name="Smart Link" w:semiHidden="1" w:unhideWhenUsed="1"/>
   </w:latentStyles>
   <w:style w:type="paragraph" w:default="1" w:styleId="Normal">
     <w:name w:val="Normal"/>
@@ -7779,7 +8365,7 @@
 </file>
 
 <file path=customXml/itemProps1.xml><?xml version="1.0" encoding="utf-8"?>
-<ds:datastoreItem xmlns:ds="http://schemas.openxmlformats.org/officeDocument/2006/customXml" ds:itemID="{861170C8-E8D0-4244-A088-897C0650BC11}">
+<ds:datastoreItem xmlns:ds="http://schemas.openxmlformats.org/officeDocument/2006/customXml" ds:itemID="{DBF14128-DDEF-448B-88D0-633B545E0EAB}">
   <ds:schemaRefs>
     <ds:schemaRef ds:uri="http://schemas.openxmlformats.org/officeDocument/2006/bibliography"/>
   </ds:schemaRefs>
